--- a/Yuanyuan_Hu_CV_Extended.docx
+++ b/Yuanyuan_Hu_CV_Extended.docx
@@ -53,6 +53,7 @@
     <w:p>
       <w:pPr>
         <w:spacing w:before="160" w:after="60" w:line="259" w:lineRule="auto"/>
+        <w:jc w:val="both"/>
         <w:pBdr>
           <w:bottom w:val="single" w:sz="6" w:space="1" w:color="C9D3E0"/>
         </w:pBdr>
@@ -71,6 +72,7 @@
     <w:p>
       <w:pPr>
         <w:spacing w:before="0" w:after="80" w:line="269" w:lineRule="auto"/>
+        <w:jc w:val="both"/>
       </w:pPr>
       <w:r>
         <w:rPr>
@@ -86,6 +88,7 @@
     <w:p>
       <w:pPr>
         <w:spacing w:before="160" w:after="60" w:line="259" w:lineRule="auto"/>
+        <w:jc w:val="both"/>
         <w:pBdr>
           <w:bottom w:val="single" w:sz="6" w:space="1" w:color="C9D3E0"/>
         </w:pBdr>
@@ -104,6 +107,7 @@
     <w:p>
       <w:pPr>
         <w:spacing w:before="0" w:after="40" w:line="259" w:lineRule="auto"/>
+        <w:jc w:val="both"/>
       </w:pPr>
       <w:r>
         <w:rPr>
@@ -130,6 +134,7 @@
       <w:pPr>
         <w:spacing w:before="0" w:after="20" w:line="252" w:lineRule="auto"/>
         <w:ind w:left="259" w:hanging="173"/>
+        <w:jc w:val="both"/>
       </w:pPr>
       <w:r>
         <w:rPr>
@@ -156,6 +161,7 @@
       <w:pPr>
         <w:spacing w:before="0" w:after="20" w:line="252" w:lineRule="auto"/>
         <w:ind w:left="259" w:hanging="173"/>
+        <w:jc w:val="both"/>
       </w:pPr>
       <w:r>
         <w:rPr>
@@ -182,6 +188,7 @@
       <w:pPr>
         <w:spacing w:before="0" w:after="20" w:line="252" w:lineRule="auto"/>
         <w:ind w:left="259" w:hanging="173"/>
+        <w:jc w:val="both"/>
       </w:pPr>
       <w:r>
         <w:rPr>
@@ -207,6 +214,7 @@
     <w:p>
       <w:pPr>
         <w:spacing w:before="160" w:after="60" w:line="259" w:lineRule="auto"/>
+        <w:jc w:val="both"/>
         <w:pBdr>
           <w:bottom w:val="single" w:sz="6" w:space="1" w:color="C9D3E0"/>
         </w:pBdr>
@@ -225,6 +233,7 @@
     <w:p>
       <w:pPr>
         <w:spacing w:before="0" w:after="0" w:line="259" w:lineRule="auto"/>
+        <w:jc w:val="both"/>
       </w:pPr>
       <w:r>
         <w:rPr>
@@ -250,6 +259,7 @@
     <w:p>
       <w:pPr>
         <w:spacing w:before="0" w:after="0" w:line="259" w:lineRule="auto"/>
+        <w:jc w:val="both"/>
       </w:pPr>
       <w:r>
         <w:rPr>
@@ -275,6 +285,7 @@
     <w:p>
       <w:pPr>
         <w:spacing w:before="0" w:after="60" w:line="259" w:lineRule="auto"/>
+        <w:jc w:val="both"/>
       </w:pPr>
       <w:r>
         <w:rPr>
@@ -300,6 +311,7 @@
     <w:p>
       <w:pPr>
         <w:spacing w:before="0" w:after="0" w:line="259" w:lineRule="auto"/>
+        <w:jc w:val="both"/>
       </w:pPr>
       <w:r>
         <w:rPr>
@@ -325,6 +337,7 @@
     <w:p>
       <w:pPr>
         <w:spacing w:before="0" w:after="0" w:line="259" w:lineRule="auto"/>
+        <w:jc w:val="both"/>
       </w:pPr>
       <w:r>
         <w:rPr>
@@ -350,6 +363,7 @@
     <w:p>
       <w:pPr>
         <w:spacing w:before="0" w:after="60" w:line="259" w:lineRule="auto"/>
+        <w:jc w:val="both"/>
       </w:pPr>
       <w:r>
         <w:rPr>
@@ -375,6 +389,7 @@
     <w:p>
       <w:pPr>
         <w:spacing w:before="0" w:after="0" w:line="259" w:lineRule="auto"/>
+        <w:jc w:val="both"/>
       </w:pPr>
       <w:r>
         <w:rPr>
@@ -400,6 +415,7 @@
     <w:p>
       <w:pPr>
         <w:spacing w:before="0" w:after="0" w:line="259" w:lineRule="auto"/>
+        <w:jc w:val="both"/>
       </w:pPr>
       <w:r>
         <w:rPr>
@@ -425,6 +441,7 @@
     <w:p>
       <w:pPr>
         <w:spacing w:before="0" w:after="60" w:line="259" w:lineRule="auto"/>
+        <w:jc w:val="both"/>
       </w:pPr>
       <w:r>
         <w:rPr>
@@ -450,6 +467,7 @@
     <w:p>
       <w:pPr>
         <w:spacing w:before="160" w:after="60" w:line="259" w:lineRule="auto"/>
+        <w:jc w:val="both"/>
         <w:pBdr>
           <w:bottom w:val="single" w:sz="6" w:space="1" w:color="C9D3E0"/>
         </w:pBdr>
@@ -468,6 +486,7 @@
     <w:p>
       <w:pPr>
         <w:spacing w:before="0" w:after="40" w:line="259" w:lineRule="auto"/>
+        <w:jc w:val="both"/>
       </w:pPr>
       <w:r>
         <w:rPr>
@@ -493,6 +512,7 @@
     <w:p>
       <w:pPr>
         <w:spacing w:before="0" w:after="40" w:line="259" w:lineRule="auto"/>
+        <w:jc w:val="both"/>
       </w:pPr>
       <w:r>
         <w:rPr>
@@ -518,6 +538,7 @@
     <w:p>
       <w:pPr>
         <w:spacing w:before="160" w:after="60" w:line="259" w:lineRule="auto"/>
+        <w:jc w:val="both"/>
         <w:pBdr>
           <w:bottom w:val="single" w:sz="6" w:space="1" w:color="C9D3E0"/>
         </w:pBdr>
@@ -537,6 +558,7 @@
       <w:pPr>
         <w:spacing w:before="0" w:after="20" w:line="254" w:lineRule="auto"/>
         <w:ind w:left="648" w:hanging="648"/>
+        <w:jc w:val="both"/>
       </w:pPr>
       <w:r>
         <w:rPr>
@@ -563,6 +585,7 @@
       <w:pPr>
         <w:spacing w:before="0" w:after="20" w:line="254" w:lineRule="auto"/>
         <w:ind w:left="648" w:hanging="648"/>
+        <w:jc w:val="both"/>
       </w:pPr>
       <w:r>
         <w:rPr>
@@ -589,6 +612,7 @@
       <w:pPr>
         <w:spacing w:before="0" w:after="20" w:line="254" w:lineRule="auto"/>
         <w:ind w:left="648" w:hanging="648"/>
+        <w:jc w:val="both"/>
       </w:pPr>
       <w:r>
         <w:rPr>
@@ -615,6 +639,7 @@
       <w:pPr>
         <w:spacing w:before="0" w:after="20" w:line="254" w:lineRule="auto"/>
         <w:ind w:left="648" w:hanging="648"/>
+        <w:jc w:val="both"/>
       </w:pPr>
       <w:r>
         <w:rPr>
@@ -641,6 +666,7 @@
       <w:pPr>
         <w:spacing w:before="0" w:after="20" w:line="254" w:lineRule="auto"/>
         <w:ind w:left="648" w:hanging="648"/>
+        <w:jc w:val="both"/>
       </w:pPr>
       <w:r>
         <w:rPr>
@@ -666,6 +692,7 @@
     <w:p>
       <w:pPr>
         <w:spacing w:before="160" w:after="60" w:line="259" w:lineRule="auto"/>
+        <w:jc w:val="both"/>
         <w:pBdr>
           <w:bottom w:val="single" w:sz="6" w:space="1" w:color="C9D3E0"/>
         </w:pBdr>
@@ -684,6 +711,7 @@
     <w:p>
       <w:pPr>
         <w:spacing w:before="40" w:after="40" w:line="259" w:lineRule="auto"/>
+        <w:jc w:val="both"/>
       </w:pPr>
       <w:r>
         <w:rPr>
@@ -700,6 +728,7 @@
       <w:pPr>
         <w:spacing w:before="0" w:after="40" w:line="259" w:lineRule="auto"/>
         <w:ind w:left="346" w:hanging="346"/>
+        <w:jc w:val="both"/>
       </w:pPr>
       <w:r>
         <w:rPr>
@@ -756,6 +785,7 @@
       <w:pPr>
         <w:spacing w:before="0" w:after="40" w:line="240" w:lineRule="auto"/>
         <w:ind w:left="346"/>
+        <w:jc w:val="both"/>
       </w:pPr>
       <w:r>
         <w:rPr>
@@ -782,6 +812,7 @@
       <w:pPr>
         <w:spacing w:before="0" w:after="40" w:line="259" w:lineRule="auto"/>
         <w:ind w:left="346" w:hanging="346"/>
+        <w:jc w:val="both"/>
       </w:pPr>
       <w:r>
         <w:rPr>
@@ -838,6 +869,7 @@
       <w:pPr>
         <w:spacing w:before="0" w:after="40" w:line="240" w:lineRule="auto"/>
         <w:ind w:left="346"/>
+        <w:jc w:val="both"/>
       </w:pPr>
       <w:r>
         <w:rPr>
@@ -864,6 +896,7 @@
       <w:pPr>
         <w:spacing w:before="0" w:after="40" w:line="259" w:lineRule="auto"/>
         <w:ind w:left="346" w:hanging="346"/>
+        <w:jc w:val="both"/>
       </w:pPr>
       <w:r>
         <w:rPr>
@@ -920,6 +953,7 @@
       <w:pPr>
         <w:spacing w:before="0" w:after="40" w:line="240" w:lineRule="auto"/>
         <w:ind w:left="346"/>
+        <w:jc w:val="both"/>
       </w:pPr>
       <w:r>
         <w:rPr>
@@ -946,6 +980,7 @@
       <w:pPr>
         <w:spacing w:before="0" w:after="40" w:line="259" w:lineRule="auto"/>
         <w:ind w:left="346" w:hanging="346"/>
+        <w:jc w:val="both"/>
       </w:pPr>
       <w:r>
         <w:rPr>
@@ -1002,6 +1037,7 @@
       <w:pPr>
         <w:spacing w:before="0" w:after="40" w:line="240" w:lineRule="auto"/>
         <w:ind w:left="346"/>
+        <w:jc w:val="both"/>
       </w:pPr>
       <w:r>
         <w:rPr>
@@ -1028,6 +1064,7 @@
       <w:pPr>
         <w:spacing w:before="0" w:after="40" w:line="259" w:lineRule="auto"/>
         <w:ind w:left="346" w:hanging="346"/>
+        <w:jc w:val="both"/>
       </w:pPr>
       <w:r>
         <w:rPr>
@@ -1084,6 +1121,7 @@
       <w:pPr>
         <w:spacing w:before="0" w:after="40" w:line="240" w:lineRule="auto"/>
         <w:ind w:left="346"/>
+        <w:jc w:val="both"/>
       </w:pPr>
       <w:r>
         <w:rPr>
@@ -1109,6 +1147,7 @@
     <w:p>
       <w:pPr>
         <w:spacing w:before="40" w:after="40" w:line="259" w:lineRule="auto"/>
+        <w:jc w:val="both"/>
       </w:pPr>
       <w:r>
         <w:rPr>
@@ -1125,6 +1164,7 @@
       <w:pPr>
         <w:spacing w:before="0" w:after="40" w:line="259" w:lineRule="auto"/>
         <w:ind w:left="346" w:hanging="346"/>
+        <w:jc w:val="both"/>
       </w:pPr>
       <w:r>
         <w:rPr>
@@ -1181,6 +1221,7 @@
       <w:pPr>
         <w:spacing w:before="0" w:after="40" w:line="240" w:lineRule="auto"/>
         <w:ind w:left="346"/>
+        <w:jc w:val="both"/>
       </w:pPr>
       <w:r>
         <w:rPr>
@@ -1207,6 +1248,7 @@
       <w:pPr>
         <w:spacing w:before="0" w:after="40" w:line="259" w:lineRule="auto"/>
         <w:ind w:left="346" w:hanging="346"/>
+        <w:jc w:val="both"/>
       </w:pPr>
       <w:r>
         <w:rPr>
@@ -1263,6 +1305,7 @@
       <w:pPr>
         <w:spacing w:before="0" w:after="40" w:line="240" w:lineRule="auto"/>
         <w:ind w:left="346"/>
+        <w:jc w:val="both"/>
       </w:pPr>
       <w:r>
         <w:rPr>
@@ -1289,6 +1332,7 @@
       <w:pPr>
         <w:spacing w:before="0" w:after="40" w:line="259" w:lineRule="auto"/>
         <w:ind w:left="346" w:hanging="346"/>
+        <w:jc w:val="both"/>
       </w:pPr>
       <w:r>
         <w:rPr>
@@ -1345,6 +1389,7 @@
       <w:pPr>
         <w:spacing w:before="0" w:after="40" w:line="240" w:lineRule="auto"/>
         <w:ind w:left="346"/>
+        <w:jc w:val="both"/>
       </w:pPr>
       <w:r>
         <w:rPr>

--- a/Yuanyuan_Hu_CV_Extended.docx
+++ b/Yuanyuan_Hu_CV_Extended.docx
@@ -4,578 +4,559 @@
   <w:body>
     <w:p>
       <w:pPr>
-        <w:spacing w:before="0" w:after="0" w:line="259" w:lineRule="auto"/>
+        <w:pStyle w:val="Title"/>
+        <w:spacing w:before="0"/>
         <w:jc w:val="center"/>
+        <w:pBdr>
+          <w:top w:val="nil"/>
+          <w:left w:val="nil"/>
+          <w:bottom w:val="nil"/>
+          <w:right w:val="nil"/>
+          <w:between w:val="nil"/>
+        </w:pBdr>
       </w:pPr>
       <w:r>
         <w:rPr>
-          <w:rFonts w:ascii="Cambria" w:hAnsi="Cambria"/>
+          <w:rFonts w:ascii="Aptos Display" w:hAnsi="Aptos Display"/>
           <w:b/>
           <w:i w:val="0"/>
-          <w:color w:val="1E3A5F"/>
-          <w:sz w:val="40"/>
+          <w:color w:val="193654"/>
+          <w:sz w:val="44"/>
         </w:rPr>
         <w:t>Yuanyuan Hu</w:t>
       </w:r>
     </w:p>
     <w:p>
       <w:pPr>
-        <w:spacing w:before="0" w:after="0" w:line="259" w:lineRule="auto"/>
+        <w:keepLines w:val="0"/>
+        <w:spacing w:before="0" w:after="20" w:line="240" w:lineRule="auto"/>
         <w:jc w:val="center"/>
       </w:pPr>
       <w:r>
         <w:rPr>
-          <w:rFonts w:ascii="Cambria" w:hAnsi="Cambria"/>
-          <w:b w:val="0"/>
-          <w:i/>
-          <w:color w:val="3A5E8C"/>
-          <w:sz w:val="21"/>
+          <w:rFonts w:ascii="Aptos Display" w:hAnsi="Aptos Display"/>
+          <w:b/>
+          <w:i w:val="0"/>
+          <w:color w:val="1E6A73"/>
+          <w:sz w:val="20"/>
         </w:rPr>
         <w:t>PhD Student, Cognitive Neuroscience</w:t>
+      </w:r>
+      <w:r>
+        <w:rPr>
+          <w:rFonts w:ascii="Aptos" w:hAnsi="Aptos"/>
+          <w:b w:val="0"/>
+          <w:i w:val="0"/>
+          <w:color w:val="D8E0E5"/>
+          <w:sz w:val="18"/>
+        </w:rPr>
+        <w:t xml:space="preserve">  |  </w:t>
+      </w:r>
+      <w:r>
+        <w:rPr>
+          <w:rFonts w:ascii="Aptos" w:hAnsi="Aptos"/>
+          <w:b w:val="0"/>
+          <w:i w:val="0"/>
+          <w:color w:val="5C646D"/>
+          <w:sz w:val="18"/>
+        </w:rPr>
+        <w:t>Beijing, China 100101</w:t>
       </w:r>
     </w:p>
     <w:p>
       <w:pPr>
-        <w:spacing w:before="0" w:after="20" w:line="259" w:lineRule="auto"/>
+        <w:keepLines w:val="0"/>
+        <w:spacing w:before="0" w:after="20" w:line="240" w:lineRule="auto"/>
         <w:jc w:val="center"/>
       </w:pPr>
       <w:r>
         <w:rPr>
-          <w:rFonts w:ascii="Calibri" w:hAnsi="Calibri"/>
+          <w:rFonts w:ascii="Aptos" w:hAnsi="Aptos"/>
           <w:b w:val="0"/>
           <w:i w:val="0"/>
-          <w:color w:val="3A5E8C"/>
-          <w:sz w:val="17"/>
+          <w:color w:val="5C646D"/>
+          <w:sz w:val="18"/>
         </w:rPr>
-        <w:t>huyy@psych.ac.cn  |  orcid.org/0000-0001-9019-6198  |  researchgate.net/profile/Yuanyuan-Hu-27  |  Beijing, China 100101</w:t>
+        <w:t>State Key Laboratory of Cognitive Science and Mental Health, Institute of Psychology, Chinese Academy of Sciences</w:t>
       </w:r>
     </w:p>
     <w:p>
       <w:pPr>
-        <w:spacing w:before="160" w:after="60" w:line="259" w:lineRule="auto"/>
-        <w:jc w:val="both"/>
-        <w:pBdr>
-          <w:bottom w:val="single" w:sz="6" w:space="1" w:color="C9D3E0"/>
-        </w:pBdr>
+        <w:keepLines w:val="0"/>
+        <w:spacing w:before="0" w:after="100" w:line="240" w:lineRule="auto"/>
+        <w:jc w:val="center"/>
+      </w:pPr>
+      <w:hyperlink r:id="rId10">
+        <w:r>
+          <w:rPr>
+            <w:rFonts w:ascii="Aptos" w:hAnsi="Aptos"/>
+            <w:color w:val="1E6A73"/>
+            <w:sz w:val="17"/>
+            <w:szCs w:val="17"/>
+            <w:b/>
+            <w:u w:val="single"/>
+          </w:rPr>
+          <w:t>Email</w:t>
+        </w:r>
+      </w:hyperlink>
+      <w:r>
+        <w:rPr>
+          <w:rFonts w:ascii="Aptos" w:hAnsi="Aptos"/>
+          <w:b w:val="0"/>
+          <w:i w:val="0"/>
+          <w:color w:val="D8E0E5"/>
+          <w:sz w:val="16"/>
+        </w:rPr>
+        <w:t xml:space="preserve">   |   </w:t>
+      </w:r>
+      <w:hyperlink r:id="rId11">
+        <w:r>
+          <w:rPr>
+            <w:rFonts w:ascii="Aptos" w:hAnsi="Aptos"/>
+            <w:color w:val="1E6A73"/>
+            <w:sz w:val="17"/>
+            <w:szCs w:val="17"/>
+            <w:b/>
+            <w:u w:val="single"/>
+          </w:rPr>
+          <w:t>Website</w:t>
+        </w:r>
+      </w:hyperlink>
+      <w:r>
+        <w:rPr>
+          <w:rFonts w:ascii="Aptos" w:hAnsi="Aptos"/>
+          <w:b w:val="0"/>
+          <w:i w:val="0"/>
+          <w:color w:val="D8E0E5"/>
+          <w:sz w:val="16"/>
+        </w:rPr>
+        <w:t xml:space="preserve">   |   </w:t>
+      </w:r>
+      <w:hyperlink r:id="rId12">
+        <w:r>
+          <w:rPr>
+            <w:rFonts w:ascii="Aptos" w:hAnsi="Aptos"/>
+            <w:color w:val="1E6A73"/>
+            <w:sz w:val="17"/>
+            <w:szCs w:val="17"/>
+            <w:b/>
+            <w:u w:val="single"/>
+          </w:rPr>
+          <w:t>ORCID</w:t>
+        </w:r>
+      </w:hyperlink>
+      <w:r>
+        <w:rPr>
+          <w:rFonts w:ascii="Aptos" w:hAnsi="Aptos"/>
+          <w:b w:val="0"/>
+          <w:i w:val="0"/>
+          <w:color w:val="D8E0E5"/>
+          <w:sz w:val="16"/>
+        </w:rPr>
+        <w:t xml:space="preserve">   |   </w:t>
+      </w:r>
+      <w:hyperlink r:id="rId13">
+        <w:r>
+          <w:rPr>
+            <w:rFonts w:ascii="Aptos" w:hAnsi="Aptos"/>
+            <w:color w:val="1E6A73"/>
+            <w:sz w:val="17"/>
+            <w:szCs w:val="17"/>
+            <w:b/>
+            <w:u w:val="single"/>
+          </w:rPr>
+          <w:t>ResearchGate</w:t>
+        </w:r>
+      </w:hyperlink>
+    </w:p>
+    <w:p>
+      <w:pPr>
+        <w:pStyle w:val="CVSection"/>
+        <w:jc w:val="left"/>
       </w:pPr>
       <w:r>
         <w:rPr>
-          <w:rFonts w:ascii="Cambria" w:hAnsi="Cambria"/>
+          <w:rFonts w:ascii="Aptos Display" w:hAnsi="Aptos Display"/>
           <w:b/>
           <w:i w:val="0"/>
-          <w:color w:val="1E3A5F"/>
-          <w:sz w:val="21"/>
+          <w:color w:val="193654"/>
+          <w:sz w:val="20"/>
         </w:rPr>
         <w:t>RESEARCH PROFILE</w:t>
       </w:r>
     </w:p>
     <w:p>
       <w:pPr>
-        <w:spacing w:before="0" w:after="80" w:line="269" w:lineRule="auto"/>
+        <w:keepLines w:val="0"/>
+        <w:spacing w:before="0" w:after="80" w:line="271" w:lineRule="auto"/>
         <w:jc w:val="both"/>
       </w:pPr>
       <w:r>
         <w:rPr>
-          <w:rFonts w:ascii="Calibri" w:hAnsi="Calibri"/>
+          <w:rFonts w:ascii="Aptos" w:hAnsi="Aptos"/>
           <w:b w:val="0"/>
           <w:i w:val="0"/>
-          <w:color w:val="262A2E"/>
+          <w:color w:val="20252B"/>
           <w:sz w:val="18"/>
         </w:rPr>
-        <w:t>I study how genetic and environmental influences shape brain networks and self-regulatory behavior, with a focus on procrastination, impulsivity, decision-making, and transdiagnostic mental-health risk. My work combines twin designs, neuroimaging, computational modeling, representational similarity analysis, and connectome-genetic approaches.</w:t>
+        <w:t>I study how genetic and environmental influences shape individual differences in brain structure and networks, with a focus on anxiety, depression, self-regulation, and transdiagnostic mental-health risk. My work combines twin designs, structural and functional neuroimaging, behavioral genetics, normative modeling, and connectome-based analyses.</w:t>
       </w:r>
     </w:p>
     <w:p>
       <w:pPr>
-        <w:spacing w:before="160" w:after="60" w:line="259" w:lineRule="auto"/>
-        <w:jc w:val="both"/>
-        <w:pBdr>
-          <w:bottom w:val="single" w:sz="6" w:space="1" w:color="C9D3E0"/>
-        </w:pBdr>
+        <w:pStyle w:val="CVSection"/>
+        <w:jc w:val="left"/>
       </w:pPr>
       <w:r>
         <w:rPr>
-          <w:rFonts w:ascii="Cambria" w:hAnsi="Cambria"/>
+          <w:rFonts w:ascii="Aptos Display" w:hAnsi="Aptos Display"/>
           <w:b/>
           <w:i w:val="0"/>
-          <w:color w:val="1E3A5F"/>
-          <w:sz w:val="21"/>
-        </w:rPr>
-        <w:t>RESEARCH POSITIONING</w:t>
-      </w:r>
-    </w:p>
-    <w:p>
-      <w:pPr>
-        <w:spacing w:before="0" w:after="40" w:line="259" w:lineRule="auto"/>
-        <w:jc w:val="both"/>
-      </w:pPr>
-      <w:r>
-        <w:rPr>
-          <w:rFonts w:ascii="Calibri" w:hAnsi="Calibri"/>
-          <w:b/>
-          <w:i w:val="0"/>
-          <w:color w:val="262A2E"/>
-          <w:sz w:val="18"/>
-        </w:rPr>
-        <w:t xml:space="preserve">Recommended primary positioning: </w:t>
-      </w:r>
-      <w:r>
-        <w:rPr>
-          <w:rFonts w:ascii="Calibri" w:hAnsi="Calibri"/>
-          <w:b w:val="0"/>
-          <w:i w:val="0"/>
-          <w:color w:val="262A2E"/>
-          <w:sz w:val="18"/>
-        </w:rPr>
-        <w:t>Twin neuroimaging, behavioral genetics, and computational psychiatry of self-regulation and mental health.</w:t>
-      </w:r>
-    </w:p>
-    <w:p>
-      <w:pPr>
-        <w:spacing w:before="0" w:after="20" w:line="252" w:lineRule="auto"/>
-        <w:ind w:left="259" w:hanging="173"/>
-        <w:jc w:val="both"/>
-      </w:pPr>
-      <w:r>
-        <w:rPr>
-          <w:rFonts w:ascii="Calibri" w:hAnsi="Calibri"/>
-          <w:b w:val="0"/>
-          <w:i w:val="0"/>
-          <w:color w:val="3A5E8C"/>
-          <w:sz w:val="18"/>
-        </w:rPr>
-        <w:t xml:space="preserve">- </w:t>
-      </w:r>
-      <w:r>
-        <w:rPr>
-          <w:rFonts w:ascii="Calibri" w:hAnsi="Calibri"/>
-          <w:b w:val="0"/>
-          <w:i w:val="0"/>
-          <w:color w:val="262A2E"/>
-          <w:sz w:val="18"/>
-        </w:rPr>
-        <w:t>Genetically informed neuroimaging of procrastination, impulsivity, and transdiagnostic psychopathology.</w:t>
-      </w:r>
-    </w:p>
-    <w:p>
-      <w:pPr>
-        <w:spacing w:before="0" w:after="20" w:line="252" w:lineRule="auto"/>
-        <w:ind w:left="259" w:hanging="173"/>
-        <w:jc w:val="both"/>
-      </w:pPr>
-      <w:r>
-        <w:rPr>
-          <w:rFonts w:ascii="Calibri" w:hAnsi="Calibri"/>
-          <w:b w:val="0"/>
-          <w:i w:val="0"/>
-          <w:color w:val="3A5E8C"/>
-          <w:sz w:val="18"/>
-        </w:rPr>
-        <w:t xml:space="preserve">- </w:t>
-      </w:r>
-      <w:r>
-        <w:rPr>
-          <w:rFonts w:ascii="Calibri" w:hAnsi="Calibri"/>
-          <w:b w:val="0"/>
-          <w:i w:val="0"/>
-          <w:color w:val="262A2E"/>
-          <w:sz w:val="18"/>
-        </w:rPr>
-        <w:t>Computational and neurogenetic mechanisms linking decision-making, self-regulation, and mental health.</w:t>
-      </w:r>
-    </w:p>
-    <w:p>
-      <w:pPr>
-        <w:spacing w:before="0" w:after="20" w:line="252" w:lineRule="auto"/>
-        <w:ind w:left="259" w:hanging="173"/>
-        <w:jc w:val="both"/>
-      </w:pPr>
-      <w:r>
-        <w:rPr>
-          <w:rFonts w:ascii="Calibri" w:hAnsi="Calibri"/>
-          <w:b w:val="0"/>
-          <w:i w:val="0"/>
-          <w:color w:val="3A5E8C"/>
-          <w:sz w:val="18"/>
-        </w:rPr>
-        <w:t xml:space="preserve">- </w:t>
-      </w:r>
-      <w:r>
-        <w:rPr>
-          <w:rFonts w:ascii="Calibri" w:hAnsi="Calibri"/>
-          <w:b w:val="0"/>
-          <w:i w:val="0"/>
-          <w:color w:val="262A2E"/>
-          <w:sz w:val="18"/>
-        </w:rPr>
-        <w:t>AI-augmented psychological measurement and computational psychiatry as an emerging secondary direction.</w:t>
-      </w:r>
-    </w:p>
-    <w:p>
-      <w:pPr>
-        <w:spacing w:before="160" w:after="60" w:line="259" w:lineRule="auto"/>
-        <w:jc w:val="both"/>
-        <w:pBdr>
-          <w:bottom w:val="single" w:sz="6" w:space="1" w:color="C9D3E0"/>
-        </w:pBdr>
-      </w:pPr>
-      <w:r>
-        <w:rPr>
-          <w:rFonts w:ascii="Cambria" w:hAnsi="Cambria"/>
-          <w:b/>
-          <w:i w:val="0"/>
-          <w:color w:val="1E3A5F"/>
-          <w:sz w:val="21"/>
+          <w:color w:val="193654"/>
+          <w:sz w:val="20"/>
         </w:rPr>
         <w:t>EDUCATION</w:t>
       </w:r>
     </w:p>
     <w:p>
       <w:pPr>
-        <w:spacing w:before="0" w:after="0" w:line="259" w:lineRule="auto"/>
+        <w:keepLines/>
+        <w:tabs>
+          <w:tab w:pos="9720" w:val="right"/>
+        </w:tabs>
+        <w:spacing w:before="0" w:after="0" w:line="240" w:lineRule="auto"/>
         <w:jc w:val="both"/>
       </w:pPr>
       <w:r>
         <w:rPr>
-          <w:rFonts w:ascii="Calibri" w:hAnsi="Calibri"/>
+          <w:rFonts w:ascii="Aptos" w:hAnsi="Aptos"/>
           <w:b/>
           <w:i w:val="0"/>
-          <w:color w:val="262A2E"/>
+          <w:color w:val="20252B"/>
           <w:sz w:val="18"/>
         </w:rPr>
         <w:t>Doctor of Philosophy, Cognitive Neuroscience</w:t>
       </w:r>
       <w:r>
         <w:rPr>
-          <w:rFonts w:ascii="Calibri" w:hAnsi="Calibri"/>
-          <w:b w:val="0"/>
+          <w:rFonts w:ascii="Aptos" w:hAnsi="Aptos"/>
+          <w:b/>
           <w:i w:val="0"/>
-          <w:color w:val="3A5E8C"/>
+          <w:color w:val="1E6A73"/>
           <w:sz w:val="17"/>
         </w:rPr>
-        <w:t xml:space="preserve">    03/2025 – Present</w:t>
+        <w:tab/>
+        <w:t>03/2025 – Present</w:t>
       </w:r>
     </w:p>
     <w:p>
       <w:pPr>
-        <w:spacing w:before="0" w:after="0" w:line="259" w:lineRule="auto"/>
+        <w:keepLines/>
+        <w:spacing w:before="0" w:after="80" w:line="264" w:lineRule="auto"/>
         <w:jc w:val="both"/>
       </w:pPr>
       <w:r>
         <w:rPr>
-          <w:rFonts w:ascii="Calibri" w:hAnsi="Calibri"/>
+          <w:rFonts w:ascii="Aptos" w:hAnsi="Aptos"/>
           <w:b w:val="0"/>
-          <w:i w:val="0"/>
-          <w:color w:val="262A2E"/>
+          <w:i/>
+          <w:color w:val="5C646D"/>
           <w:sz w:val="18"/>
         </w:rPr>
         <w:t>Institute of Psychology, Chinese Academy of Sciences</w:t>
       </w:r>
       <w:r>
         <w:rPr>
-          <w:rFonts w:ascii="Calibri" w:hAnsi="Calibri"/>
+          <w:rFonts w:ascii="Aptos" w:hAnsi="Aptos"/>
           <w:b w:val="0"/>
           <w:i w:val="0"/>
-          <w:color w:val="5F666E"/>
+          <w:color w:val="5C646D"/>
           <w:sz w:val="18"/>
         </w:rPr>
-        <w:t>, Beijing</w:t>
+        <w:t xml:space="preserve">, Beijing. </w:t>
       </w:r>
-    </w:p>
-    <w:p>
-      <w:pPr>
-        <w:spacing w:before="0" w:after="60" w:line="259" w:lineRule="auto"/>
-        <w:jc w:val="both"/>
-      </w:pPr>
       <w:r>
         <w:rPr>
-          <w:rFonts w:ascii="Calibri" w:hAnsi="Calibri"/>
+          <w:rFonts w:ascii="Aptos" w:hAnsi="Aptos"/>
           <w:b w:val="0"/>
           <w:i w:val="0"/>
-          <w:color w:val="5F666E"/>
-          <w:sz w:val="17"/>
+          <w:color w:val="20252B"/>
+          <w:sz w:val="18"/>
         </w:rPr>
         <w:t>Using twin data to investigate the brain mechanisms through which genetic and environmental factors influence mental health.</w:t>
       </w:r>
       <w:r>
         <w:rPr>
-          <w:rFonts w:ascii="Calibri" w:hAnsi="Calibri"/>
+          <w:rFonts w:ascii="Aptos" w:hAnsi="Aptos"/>
           <w:b w:val="0"/>
           <w:i w:val="0"/>
-          <w:color w:val="5F666E"/>
-          <w:sz w:val="17"/>
+          <w:color w:val="5C646D"/>
+          <w:sz w:val="18"/>
         </w:rPr>
         <w:t xml:space="preserve"> Supervisor: Prof. Yuan Zhou.</w:t>
       </w:r>
     </w:p>
     <w:p>
       <w:pPr>
-        <w:spacing w:before="0" w:after="0" w:line="259" w:lineRule="auto"/>
+        <w:keepLines/>
+        <w:tabs>
+          <w:tab w:pos="9720" w:val="right"/>
+        </w:tabs>
+        <w:spacing w:before="0" w:after="0" w:line="240" w:lineRule="auto"/>
         <w:jc w:val="both"/>
       </w:pPr>
       <w:r>
         <w:rPr>
-          <w:rFonts w:ascii="Calibri" w:hAnsi="Calibri"/>
+          <w:rFonts w:ascii="Aptos" w:hAnsi="Aptos"/>
           <w:b/>
           <w:i w:val="0"/>
-          <w:color w:val="262A2E"/>
+          <w:color w:val="20252B"/>
           <w:sz w:val="18"/>
         </w:rPr>
         <w:t>Master of Philosophy, Applied Psychology</w:t>
       </w:r>
       <w:r>
         <w:rPr>
-          <w:rFonts w:ascii="Calibri" w:hAnsi="Calibri"/>
-          <w:b w:val="0"/>
+          <w:rFonts w:ascii="Aptos" w:hAnsi="Aptos"/>
+          <w:b/>
           <w:i w:val="0"/>
-          <w:color w:val="3A5E8C"/>
+          <w:color w:val="1E6A73"/>
           <w:sz w:val="17"/>
         </w:rPr>
-        <w:t xml:space="preserve">    09/2022 – 03/2025</w:t>
+        <w:tab/>
+        <w:t>09/2022 – 03/2025</w:t>
       </w:r>
     </w:p>
     <w:p>
       <w:pPr>
-        <w:spacing w:before="0" w:after="0" w:line="259" w:lineRule="auto"/>
+        <w:keepLines/>
+        <w:spacing w:before="0" w:after="80" w:line="264" w:lineRule="auto"/>
         <w:jc w:val="both"/>
       </w:pPr>
       <w:r>
         <w:rPr>
-          <w:rFonts w:ascii="Calibri" w:hAnsi="Calibri"/>
+          <w:rFonts w:ascii="Aptos" w:hAnsi="Aptos"/>
           <w:b w:val="0"/>
-          <w:i w:val="0"/>
-          <w:color w:val="262A2E"/>
+          <w:i/>
+          <w:color w:val="5C646D"/>
           <w:sz w:val="18"/>
         </w:rPr>
         <w:t>Institute of Psychology, Chinese Academy of Sciences</w:t>
       </w:r>
       <w:r>
         <w:rPr>
-          <w:rFonts w:ascii="Calibri" w:hAnsi="Calibri"/>
+          <w:rFonts w:ascii="Aptos" w:hAnsi="Aptos"/>
           <w:b w:val="0"/>
           <w:i w:val="0"/>
-          <w:color w:val="5F666E"/>
+          <w:color w:val="5C646D"/>
           <w:sz w:val="18"/>
         </w:rPr>
-        <w:t>, Beijing</w:t>
+        <w:t xml:space="preserve">, Beijing. </w:t>
       </w:r>
-    </w:p>
-    <w:p>
-      <w:pPr>
-        <w:spacing w:before="0" w:after="60" w:line="259" w:lineRule="auto"/>
-        <w:jc w:val="both"/>
-      </w:pPr>
       <w:r>
         <w:rPr>
-          <w:rFonts w:ascii="Calibri" w:hAnsi="Calibri"/>
+          <w:rFonts w:ascii="Aptos" w:hAnsi="Aptos"/>
           <w:b w:val="0"/>
           <w:i w:val="0"/>
-          <w:color w:val="5F666E"/>
-          <w:sz w:val="17"/>
+          <w:color w:val="20252B"/>
+          <w:sz w:val="18"/>
         </w:rPr>
         <w:t>Using computational modelling and experimental psychology to study behavioural decision-making.</w:t>
       </w:r>
       <w:r>
         <w:rPr>
-          <w:rFonts w:ascii="Calibri" w:hAnsi="Calibri"/>
+          <w:rFonts w:ascii="Aptos" w:hAnsi="Aptos"/>
           <w:b w:val="0"/>
           <w:i w:val="0"/>
-          <w:color w:val="5F666E"/>
-          <w:sz w:val="17"/>
+          <w:color w:val="5C646D"/>
+          <w:sz w:val="18"/>
         </w:rPr>
         <w:t xml:space="preserve"> Supervisor: Prof. Yuan Zhou.</w:t>
       </w:r>
     </w:p>
     <w:p>
       <w:pPr>
-        <w:spacing w:before="0" w:after="0" w:line="259" w:lineRule="auto"/>
+        <w:keepLines/>
+        <w:tabs>
+          <w:tab w:pos="9720" w:val="right"/>
+        </w:tabs>
+        <w:spacing w:before="0" w:after="0" w:line="240" w:lineRule="auto"/>
         <w:jc w:val="both"/>
       </w:pPr>
       <w:r>
         <w:rPr>
-          <w:rFonts w:ascii="Calibri" w:hAnsi="Calibri"/>
+          <w:rFonts w:ascii="Aptos" w:hAnsi="Aptos"/>
           <w:b/>
           <w:i w:val="0"/>
-          <w:color w:val="262A2E"/>
+          <w:color w:val="20252B"/>
           <w:sz w:val="18"/>
         </w:rPr>
         <w:t>Bachelor of Philosophy, Applied Psychology</w:t>
       </w:r>
       <w:r>
         <w:rPr>
-          <w:rFonts w:ascii="Calibri" w:hAnsi="Calibri"/>
-          <w:b w:val="0"/>
+          <w:rFonts w:ascii="Aptos" w:hAnsi="Aptos"/>
+          <w:b/>
           <w:i w:val="0"/>
-          <w:color w:val="3A5E8C"/>
+          <w:color w:val="1E6A73"/>
           <w:sz w:val="17"/>
         </w:rPr>
-        <w:t xml:space="preserve">    09/2018 – 06/2022</w:t>
+        <w:tab/>
+        <w:t>09/2018 – 06/2022</w:t>
       </w:r>
     </w:p>
     <w:p>
       <w:pPr>
-        <w:spacing w:before="0" w:after="0" w:line="259" w:lineRule="auto"/>
+        <w:keepLines/>
+        <w:spacing w:before="0" w:after="80" w:line="264" w:lineRule="auto"/>
         <w:jc w:val="both"/>
       </w:pPr>
       <w:r>
         <w:rPr>
-          <w:rFonts w:ascii="Calibri" w:hAnsi="Calibri"/>
+          <w:rFonts w:ascii="Aptos" w:hAnsi="Aptos"/>
           <w:b w:val="0"/>
-          <w:i w:val="0"/>
-          <w:color w:val="262A2E"/>
+          <w:i/>
+          <w:color w:val="5C646D"/>
           <w:sz w:val="18"/>
         </w:rPr>
         <w:t>Faculty of Psychology, Southwest University</w:t>
       </w:r>
       <w:r>
         <w:rPr>
-          <w:rFonts w:ascii="Calibri" w:hAnsi="Calibri"/>
+          <w:rFonts w:ascii="Aptos" w:hAnsi="Aptos"/>
           <w:b w:val="0"/>
           <w:i w:val="0"/>
-          <w:color w:val="5F666E"/>
+          <w:color w:val="5C646D"/>
           <w:sz w:val="18"/>
         </w:rPr>
-        <w:t>, Chongqing</w:t>
+        <w:t xml:space="preserve">, Chongqing. </w:t>
       </w:r>
-    </w:p>
-    <w:p>
-      <w:pPr>
-        <w:spacing w:before="0" w:after="60" w:line="259" w:lineRule="auto"/>
-        <w:jc w:val="both"/>
-      </w:pPr>
       <w:r>
         <w:rPr>
-          <w:rFonts w:ascii="Calibri" w:hAnsi="Calibri"/>
+          <w:rFonts w:ascii="Aptos" w:hAnsi="Aptos"/>
           <w:b w:val="0"/>
           <w:i w:val="0"/>
-          <w:color w:val="5F666E"/>
-          <w:sz w:val="17"/>
+          <w:color w:val="20252B"/>
+          <w:sz w:val="18"/>
         </w:rPr>
         <w:t>Trained in research on procrastination.</w:t>
       </w:r>
       <w:r>
         <w:rPr>
-          <w:rFonts w:ascii="Calibri" w:hAnsi="Calibri"/>
+          <w:rFonts w:ascii="Aptos" w:hAnsi="Aptos"/>
           <w:b w:val="0"/>
           <w:i w:val="0"/>
-          <w:color w:val="5F666E"/>
-          <w:sz w:val="17"/>
+          <w:color w:val="5C646D"/>
+          <w:sz w:val="18"/>
         </w:rPr>
         <w:t xml:space="preserve"> Supervisor: Prof. Tingyong Feng.</w:t>
       </w:r>
     </w:p>
     <w:p>
       <w:pPr>
-        <w:spacing w:before="160" w:after="60" w:line="259" w:lineRule="auto"/>
-        <w:jc w:val="both"/>
-        <w:pBdr>
-          <w:bottom w:val="single" w:sz="6" w:space="1" w:color="C9D3E0"/>
-        </w:pBdr>
+        <w:pStyle w:val="CVSection"/>
+        <w:jc w:val="left"/>
       </w:pPr>
       <w:r>
         <w:rPr>
-          <w:rFonts w:ascii="Cambria" w:hAnsi="Cambria"/>
+          <w:rFonts w:ascii="Aptos Display" w:hAnsi="Aptos Display"/>
           <w:b/>
           <w:i w:val="0"/>
-          <w:color w:val="1E3A5F"/>
-          <w:sz w:val="21"/>
+          <w:color w:val="193654"/>
+          <w:sz w:val="20"/>
         </w:rPr>
-        <w:t>RESEARCH INTERESTS AND METHODS</w:t>
+        <w:t>RESEARCH FOCUS</w:t>
       </w:r>
     </w:p>
     <w:p>
       <w:pPr>
-        <w:spacing w:before="0" w:after="40" w:line="259" w:lineRule="auto"/>
+        <w:keepLines w:val="0"/>
+        <w:spacing w:before="0" w:after="80" w:line="269" w:lineRule="auto"/>
         <w:jc w:val="both"/>
       </w:pPr>
       <w:r>
         <w:rPr>
-          <w:rFonts w:ascii="Calibri" w:hAnsi="Calibri"/>
-          <w:b/>
+          <w:rFonts w:ascii="Aptos" w:hAnsi="Aptos"/>
+          <w:b w:val="0"/>
           <w:i w:val="0"/>
-          <w:color w:val="262A2E"/>
+          <w:color w:val="20252B"/>
           <w:sz w:val="18"/>
         </w:rPr>
-        <w:t xml:space="preserve">Interests: </w:t>
-      </w:r>
-      <w:r>
-        <w:rPr>
-          <w:rFonts w:ascii="Calibri" w:hAnsi="Calibri"/>
-          <w:b w:val="0"/>
-          <w:i w:val="0"/>
-          <w:color w:val="262A2E"/>
-          <w:sz w:val="18"/>
-        </w:rPr>
-        <w:t>Neuroimaging of psychiatric disorders; Behavioral genetics and twin studies; Behavioral decision-making.</w:t>
+        <w:t>Affective psychopathology: anxiety and depression; Behavioral genetics and twin neuroimaging; Individual differences in self-regulation.</w:t>
       </w:r>
     </w:p>
     <w:p>
       <w:pPr>
-        <w:spacing w:before="0" w:after="40" w:line="259" w:lineRule="auto"/>
+        <w:pStyle w:val="CVSection"/>
+        <w:jc w:val="left"/>
+      </w:pPr>
+      <w:r>
+        <w:rPr>
+          <w:rFonts w:ascii="Aptos Display" w:hAnsi="Aptos Display"/>
+          <w:b/>
+          <w:i w:val="0"/>
+          <w:color w:val="193654"/>
+          <w:sz w:val="20"/>
+        </w:rPr>
+        <w:t>METHODS AND ANALYTICAL TOOLS</w:t>
+      </w:r>
+    </w:p>
+    <w:p>
+      <w:pPr>
+        <w:keepLines w:val="0"/>
+        <w:spacing w:before="0" w:after="80" w:line="269" w:lineRule="auto"/>
         <w:jc w:val="both"/>
       </w:pPr>
       <w:r>
         <w:rPr>
-          <w:rFonts w:ascii="Calibri" w:hAnsi="Calibri"/>
-          <w:b/>
+          <w:rFonts w:ascii="Aptos" w:hAnsi="Aptos"/>
+          <w:b w:val="0"/>
           <w:i w:val="0"/>
-          <w:color w:val="262A2E"/>
+          <w:color w:val="20252B"/>
           <w:sz w:val="18"/>
         </w:rPr>
-        <w:t xml:space="preserve">Methods: </w:t>
-      </w:r>
-      <w:r>
-        <w:rPr>
-          <w:rFonts w:ascii="Calibri" w:hAnsi="Calibri"/>
-          <w:b w:val="0"/>
-          <w:i w:val="0"/>
-          <w:color w:val="262A2E"/>
-          <w:sz w:val="18"/>
-        </w:rPr>
-        <w:t>Proficient in twin-based genetic modeling and heritability analysis. Experienced in neuroimaging and network analysis methods. Well trained in the theoretical frameworks and methodological approaches of clinical research on anxiety and depression.</w:t>
+        <w:t>Twin-based ACE and multivariate genetic modeling. Structural MRI, resting-state fMRI, connectome, and network analysis. Normative modeling, representational similarity analysis, spatial-null inference, and reproducible workflows in Python, MATLAB, and R.</w:t>
       </w:r>
     </w:p>
     <w:p>
       <w:pPr>
-        <w:spacing w:before="160" w:after="60" w:line="259" w:lineRule="auto"/>
-        <w:jc w:val="both"/>
-        <w:pBdr>
-          <w:bottom w:val="single" w:sz="6" w:space="1" w:color="C9D3E0"/>
-        </w:pBdr>
+        <w:pStyle w:val="CVSection"/>
+        <w:jc w:val="left"/>
       </w:pPr>
       <w:r>
         <w:rPr>
-          <w:rFonts w:ascii="Cambria" w:hAnsi="Cambria"/>
+          <w:rFonts w:ascii="Aptos Display" w:hAnsi="Aptos Display"/>
           <w:b/>
           <w:i w:val="0"/>
-          <w:color w:val="1E3A5F"/>
-          <w:sz w:val="21"/>
+          <w:color w:val="193654"/>
+          <w:sz w:val="20"/>
         </w:rPr>
         <w:t>AWARDS AND HONOURS</w:t>
       </w:r>
     </w:p>
     <w:p>
       <w:pPr>
-        <w:spacing w:before="0" w:after="20" w:line="254" w:lineRule="auto"/>
-        <w:ind w:left="648" w:hanging="648"/>
+        <w:keepLines/>
+        <w:spacing w:before="0" w:after="40" w:line="259" w:lineRule="auto"/>
+        <w:ind w:left="720" w:hanging="720"/>
         <w:jc w:val="both"/>
       </w:pPr>
       <w:r>
         <w:rPr>
-          <w:rFonts w:ascii="Calibri" w:hAnsi="Calibri"/>
+          <w:rFonts w:ascii="Aptos" w:hAnsi="Aptos"/>
           <w:b/>
           <w:i w:val="0"/>
-          <w:color w:val="3A5E8C"/>
+          <w:color w:val="1E6A73"/>
           <w:sz w:val="17"/>
         </w:rPr>
         <w:t xml:space="preserve">2026  </w:t>
       </w:r>
       <w:r>
         <w:rPr>
-          <w:rFonts w:ascii="Calibri" w:hAnsi="Calibri"/>
+          <w:rFonts w:ascii="Aptos" w:hAnsi="Aptos"/>
           <w:b w:val="0"/>
           <w:i w:val="0"/>
-          <w:color w:val="262A2E"/>
+          <w:color w:val="20252B"/>
           <w:sz w:val="17"/>
         </w:rPr>
         <w:t>Director's Scholarship, Institute of Psychology, Chinese Academy of Sciences (Top 5 institute-wide)</w:t>
@@ -583,26 +564,27 @@
     </w:p>
     <w:p>
       <w:pPr>
-        <w:spacing w:before="0" w:after="20" w:line="254" w:lineRule="auto"/>
-        <w:ind w:left="648" w:hanging="648"/>
+        <w:keepLines/>
+        <w:spacing w:before="0" w:after="40" w:line="259" w:lineRule="auto"/>
+        <w:ind w:left="720" w:hanging="720"/>
         <w:jc w:val="both"/>
       </w:pPr>
       <w:r>
         <w:rPr>
-          <w:rFonts w:ascii="Calibri" w:hAnsi="Calibri"/>
+          <w:rFonts w:ascii="Aptos" w:hAnsi="Aptos"/>
           <w:b/>
           <w:i w:val="0"/>
-          <w:color w:val="3A5E8C"/>
+          <w:color w:val="1E6A73"/>
           <w:sz w:val="17"/>
         </w:rPr>
         <w:t xml:space="preserve">2026  </w:t>
       </w:r>
       <w:r>
         <w:rPr>
-          <w:rFonts w:ascii="Calibri" w:hAnsi="Calibri"/>
+          <w:rFonts w:ascii="Aptos" w:hAnsi="Aptos"/>
           <w:b w:val="0"/>
           <w:i w:val="0"/>
-          <w:color w:val="262A2E"/>
+          <w:color w:val="20252B"/>
           <w:sz w:val="17"/>
         </w:rPr>
         <w:t>Best Presentation Award (3/500) and Best Academic Communication Award (3/988), First Capital Universities Undergraduate Academic Conference</w:t>
@@ -610,26 +592,27 @@
     </w:p>
     <w:p>
       <w:pPr>
-        <w:spacing w:before="0" w:after="20" w:line="254" w:lineRule="auto"/>
-        <w:ind w:left="648" w:hanging="648"/>
+        <w:keepLines/>
+        <w:spacing w:before="0" w:after="40" w:line="259" w:lineRule="auto"/>
+        <w:ind w:left="720" w:hanging="720"/>
         <w:jc w:val="both"/>
       </w:pPr>
       <w:r>
         <w:rPr>
-          <w:rFonts w:ascii="Calibri" w:hAnsi="Calibri"/>
+          <w:rFonts w:ascii="Aptos" w:hAnsi="Aptos"/>
           <w:b/>
           <w:i w:val="0"/>
-          <w:color w:val="3A5E8C"/>
+          <w:color w:val="1E6A73"/>
           <w:sz w:val="17"/>
         </w:rPr>
         <w:t xml:space="preserve">2025  </w:t>
       </w:r>
       <w:r>
         <w:rPr>
-          <w:rFonts w:ascii="Calibri" w:hAnsi="Calibri"/>
+          <w:rFonts w:ascii="Aptos" w:hAnsi="Aptos"/>
           <w:b w:val="0"/>
           <w:i w:val="0"/>
-          <w:color w:val="262A2E"/>
+          <w:color w:val="20252B"/>
           <w:sz w:val="17"/>
         </w:rPr>
         <w:t>Outstanding Student (Top 15%) and Outstanding Student Model (Top 1%), University of Chinese Academy of Sciences</w:t>
@@ -637,26 +620,27 @@
     </w:p>
     <w:p>
       <w:pPr>
-        <w:spacing w:before="0" w:after="20" w:line="254" w:lineRule="auto"/>
-        <w:ind w:left="648" w:hanging="648"/>
+        <w:keepLines/>
+        <w:spacing w:before="0" w:after="40" w:line="259" w:lineRule="auto"/>
+        <w:ind w:left="720" w:hanging="720"/>
         <w:jc w:val="both"/>
       </w:pPr>
       <w:r>
         <w:rPr>
-          <w:rFonts w:ascii="Calibri" w:hAnsi="Calibri"/>
+          <w:rFonts w:ascii="Aptos" w:hAnsi="Aptos"/>
           <w:b/>
           <w:i w:val="0"/>
-          <w:color w:val="3A5E8C"/>
+          <w:color w:val="1E6A73"/>
           <w:sz w:val="17"/>
         </w:rPr>
         <w:t xml:space="preserve">2022–2025  </w:t>
       </w:r>
       <w:r>
         <w:rPr>
-          <w:rFonts w:ascii="Calibri" w:hAnsi="Calibri"/>
+          <w:rFonts w:ascii="Aptos" w:hAnsi="Aptos"/>
           <w:b w:val="0"/>
           <w:i w:val="0"/>
-          <w:color w:val="262A2E"/>
+          <w:color w:val="20252B"/>
           <w:sz w:val="17"/>
         </w:rPr>
         <w:t>Academic Excellence Scholarship, University of Chinese Academy of Sciences</w:t>
@@ -664,26 +648,27 @@
     </w:p>
     <w:p>
       <w:pPr>
-        <w:spacing w:before="0" w:after="20" w:line="254" w:lineRule="auto"/>
-        <w:ind w:left="648" w:hanging="648"/>
+        <w:keepLines/>
+        <w:spacing w:before="0" w:after="40" w:line="259" w:lineRule="auto"/>
+        <w:ind w:left="720" w:hanging="720"/>
         <w:jc w:val="both"/>
       </w:pPr>
       <w:r>
         <w:rPr>
-          <w:rFonts w:ascii="Calibri" w:hAnsi="Calibri"/>
+          <w:rFonts w:ascii="Aptos" w:hAnsi="Aptos"/>
           <w:b/>
           <w:i w:val="0"/>
-          <w:color w:val="3A5E8C"/>
+          <w:color w:val="1E6A73"/>
           <w:sz w:val="17"/>
         </w:rPr>
         <w:t xml:space="preserve">2022  </w:t>
       </w:r>
       <w:r>
         <w:rPr>
-          <w:rFonts w:ascii="Calibri" w:hAnsi="Calibri"/>
+          <w:rFonts w:ascii="Aptos" w:hAnsi="Aptos"/>
           <w:b w:val="0"/>
           <w:i w:val="0"/>
-          <w:color w:val="262A2E"/>
+          <w:color w:val="20252B"/>
           <w:sz w:val="17"/>
         </w:rPr>
         <w:t>Undergraduate Scholarship, University of Chinese Academy of Sciences</w:t>
@@ -691,34 +676,86 @@
     </w:p>
     <w:p>
       <w:pPr>
-        <w:spacing w:before="160" w:after="60" w:line="259" w:lineRule="auto"/>
+        <w:keepLines w:val="0"/>
+        <w:spacing w:before="60" w:after="0" w:line="252" w:lineRule="auto"/>
         <w:jc w:val="both"/>
-        <w:pBdr>
-          <w:bottom w:val="single" w:sz="6" w:space="1" w:color="C9D3E0"/>
-        </w:pBdr>
       </w:pPr>
       <w:r>
         <w:rPr>
-          <w:rFonts w:ascii="Cambria" w:hAnsi="Cambria"/>
+          <w:rFonts w:ascii="Aptos" w:hAnsi="Aptos"/>
           <w:b/>
           <w:i w:val="0"/>
-          <w:color w:val="1E3A5F"/>
-          <w:sz w:val="21"/>
+          <w:color w:val="193654"/>
+          <w:sz w:val="17"/>
+        </w:rPr>
+        <w:t xml:space="preserve">Languages: </w:t>
+      </w:r>
+      <w:r>
+        <w:rPr>
+          <w:rFonts w:ascii="Aptos" w:hAnsi="Aptos"/>
+          <w:b w:val="0"/>
+          <w:i w:val="0"/>
+          <w:color w:val="20252B"/>
+          <w:sz w:val="17"/>
+        </w:rPr>
+        <w:t>English - Advanced (IELTS 7.0).</w:t>
+      </w:r>
+    </w:p>
+    <w:p>
+      <w:pPr>
+        <w:spacing w:after="0"/>
+      </w:pPr>
+      <w:r>
+        <w:br w:type="page"/>
+      </w:r>
+    </w:p>
+    <w:p>
+      <w:pPr>
+        <w:pStyle w:val="CVSection"/>
+        <w:spacing w:before="0"/>
+        <w:jc w:val="left"/>
+      </w:pPr>
+      <w:r>
+        <w:rPr>
+          <w:rFonts w:ascii="Aptos Display" w:hAnsi="Aptos Display"/>
+          <w:b/>
+          <w:i w:val="0"/>
+          <w:color w:val="193654"/>
+          <w:sz w:val="20"/>
         </w:rPr>
         <w:t>PUBLICATIONS</w:t>
       </w:r>
     </w:p>
     <w:p>
       <w:pPr>
-        <w:spacing w:before="40" w:after="40" w:line="259" w:lineRule="auto"/>
+        <w:keepLines w:val="0"/>
+        <w:spacing w:before="0" w:after="80" w:line="240" w:lineRule="auto"/>
         <w:jc w:val="both"/>
       </w:pPr>
       <w:r>
         <w:rPr>
-          <w:rFonts w:ascii="Calibri" w:hAnsi="Calibri"/>
+          <w:rFonts w:ascii="Aptos" w:hAnsi="Aptos"/>
+          <w:b w:val="0"/>
+          <w:i/>
+          <w:color w:val="5C646D"/>
+          <w:sz w:val="16"/>
+        </w:rPr>
+        <w:t>Yuanyuan Hu is shown in bold; # indicates equal contribution. Publication titles link to the article or preprint.</w:t>
+      </w:r>
+    </w:p>
+    <w:p>
+      <w:pPr>
+        <w:keepNext/>
+        <w:keepLines w:val="0"/>
+        <w:spacing w:before="60" w:after="40" w:line="240" w:lineRule="auto"/>
+        <w:jc w:val="left"/>
+      </w:pPr>
+      <w:r>
+        <w:rPr>
+          <w:rFonts w:ascii="Aptos Display" w:hAnsi="Aptos Display"/>
           <w:b/>
           <w:i w:val="0"/>
-          <w:color w:val="5F666E"/>
+          <w:color w:val="193654"/>
           <w:sz w:val="18"/>
         </w:rPr>
         <w:t>Lead-author publications</w:t>
@@ -726,435 +763,687 @@
     </w:p>
     <w:p>
       <w:pPr>
-        <w:spacing w:before="0" w:after="40" w:line="259" w:lineRule="auto"/>
-        <w:ind w:left="346" w:hanging="346"/>
+        <w:keepLines/>
+        <w:spacing w:before="0" w:after="80" w:line="264" w:lineRule="auto"/>
+        <w:ind w:left="317" w:hanging="317"/>
         <w:jc w:val="both"/>
       </w:pPr>
       <w:r>
         <w:rPr>
-          <w:rFonts w:ascii="Calibri" w:hAnsi="Calibri"/>
+          <w:rFonts w:ascii="Aptos" w:hAnsi="Aptos"/>
           <w:b/>
           <w:i w:val="0"/>
-          <w:color w:val="3A5E8C"/>
+          <w:color w:val="1E6A73"/>
           <w:sz w:val="17"/>
         </w:rPr>
         <w:t xml:space="preserve">1. </w:t>
       </w:r>
       <w:r>
         <w:rPr>
-          <w:rFonts w:ascii="Calibri" w:hAnsi="Calibri"/>
-          <w:b w:val="0"/>
+          <w:rFonts w:ascii="Aptos" w:hAnsi="Aptos"/>
+          <w:b/>
           <w:i w:val="0"/>
-          <w:color w:val="262A2E"/>
+          <w:color w:val="193654"/>
           <w:sz w:val="17"/>
         </w:rPr>
-        <w:t xml:space="preserve">Yuanyuan Hu, Jie Xiang, Yuening Jin, Qingchen Fan, Changshuo Wang, Yihan Wu, Dang Zheng, Yancheng Tang, Wei Li, Bowen Hu, Tingyong Feng, Yuan Zhou &amp; Zhiyi Chen (2026). Shared neurogenetic substrates of nonplanning impulsivity and procrastination. </w:t>
+        <w:t>Yuanyuan Hu</w:t>
       </w:r>
       <w:r>
         <w:rPr>
-          <w:rFonts w:ascii="Calibri" w:hAnsi="Calibri"/>
+          <w:rFonts w:ascii="Aptos" w:hAnsi="Aptos"/>
+          <w:b w:val="0"/>
+          <w:i w:val="0"/>
+          <w:color w:val="20252B"/>
+          <w:sz w:val="17"/>
+        </w:rPr>
+        <w:t>, Jie Xiang, Yuening Jin, Qingchen Fan, Changshuo Wang, Yihan Wu, Dang Zheng, Yancheng Tang, Wei Li, Bowen Hu, Tingyong Feng, Yuan Zhou &amp; Zhiyi Chen</w:t>
+      </w:r>
+      <w:r>
+        <w:rPr>
+          <w:rFonts w:ascii="Aptos" w:hAnsi="Aptos"/>
+          <w:b w:val="0"/>
+          <w:i w:val="0"/>
+          <w:color w:val="20252B"/>
+          <w:sz w:val="17"/>
+        </w:rPr>
+        <w:t xml:space="preserve"> (2026). </w:t>
+      </w:r>
+      <w:hyperlink r:id="rId14">
+        <w:r>
+          <w:rPr>
+            <w:rFonts w:ascii="Aptos" w:hAnsi="Aptos"/>
+            <w:color w:val="1E6A73"/>
+            <w:sz w:val="17"/>
+            <w:szCs w:val="17"/>
+            <w:u w:val="single"/>
+          </w:rPr>
+          <w:t>Shared neurogenetic substrates of nonplanning impulsivity and procrastination</w:t>
+        </w:r>
+      </w:hyperlink>
+      <w:r>
+        <w:rPr>
+          <w:rFonts w:ascii="Aptos" w:hAnsi="Aptos"/>
+          <w:b w:val="0"/>
+          <w:i w:val="0"/>
+          <w:color w:val="20252B"/>
+          <w:sz w:val="17"/>
+        </w:rPr>
+        <w:t xml:space="preserve">. </w:t>
+      </w:r>
+      <w:r>
+        <w:rPr>
+          <w:rFonts w:ascii="Aptos" w:hAnsi="Aptos"/>
           <w:b w:val="0"/>
           <w:i/>
-          <w:color w:val="262A2E"/>
+          <w:color w:val="20252B"/>
           <w:sz w:val="17"/>
         </w:rPr>
         <w:t>Proceedings of the National Academy of Sciences</w:t>
       </w:r>
       <w:r>
         <w:rPr>
-          <w:rFonts w:ascii="Calibri" w:hAnsi="Calibri"/>
+          <w:rFonts w:ascii="Aptos" w:hAnsi="Aptos"/>
           <w:b w:val="0"/>
           <w:i w:val="0"/>
-          <w:color w:val="262A2E"/>
+          <w:color w:val="20252B"/>
           <w:sz w:val="17"/>
         </w:rPr>
-        <w:t xml:space="preserve">, 123(28), e2605127123. </w:t>
+        <w:t>, 123(28), e2605127123</w:t>
       </w:r>
       <w:r>
         <w:rPr>
-          <w:rFonts w:ascii="Calibri" w:hAnsi="Calibri"/>
+          <w:rFonts w:ascii="Aptos" w:hAnsi="Aptos"/>
           <w:b w:val="0"/>
           <w:i w:val="0"/>
-          <w:color w:val="5F666E"/>
-          <w:sz w:val="15"/>
+          <w:color w:val="20252B"/>
+          <w:sz w:val="17"/>
         </w:rPr>
-        <w:t>[Independent first author] [SCI · Q1 · 5-year IF 10.6]</w:t>
+        <w:t>.</w:t>
       </w:r>
+      <w:r>
+        <w:rPr>
+          <w:rFonts w:ascii="Aptos" w:hAnsi="Aptos"/>
+          <w:b w:val="0"/>
+          <w:i w:val="0"/>
+          <w:color w:val="5C646D"/>
+          <w:sz w:val="16"/>
+        </w:rPr>
+        <w:t xml:space="preserve">  Independent first author | SCI · Q1 · 5-year IF 10.6</w:t>
+      </w:r>
+      <w:r>
+        <w:rPr>
+          <w:rFonts w:ascii="Aptos" w:hAnsi="Aptos"/>
+          <w:b w:val="0"/>
+          <w:i w:val="0"/>
+          <w:color w:val="20252B"/>
+          <w:sz w:val="16"/>
+        </w:rPr>
+        <w:t xml:space="preserve">  </w:t>
+      </w:r>
+      <w:hyperlink r:id="rId14">
+        <w:r>
+          <w:rPr>
+            <w:rFonts w:ascii="Aptos" w:hAnsi="Aptos"/>
+            <w:color w:val="1E6A73"/>
+            <w:sz w:val="16"/>
+            <w:szCs w:val="16"/>
+            <w:b/>
+          </w:rPr>
+          <w:t>[Article]</w:t>
+        </w:r>
+      </w:hyperlink>
     </w:p>
     <w:p>
       <w:pPr>
-        <w:spacing w:before="0" w:after="40" w:line="240" w:lineRule="auto"/>
-        <w:ind w:left="346"/>
+        <w:keepLines/>
+        <w:spacing w:before="0" w:after="80" w:line="264" w:lineRule="auto"/>
+        <w:ind w:left="317" w:hanging="317"/>
         <w:jc w:val="both"/>
       </w:pPr>
       <w:r>
         <w:rPr>
-          <w:rFonts w:ascii="Calibri" w:hAnsi="Calibri"/>
+          <w:rFonts w:ascii="Aptos" w:hAnsi="Aptos"/>
           <w:b/>
           <w:i w:val="0"/>
-          <w:color w:val="5F666E"/>
-          <w:sz w:val="15"/>
-        </w:rPr>
-        <w:t xml:space="preserve">DOI/article: </w:t>
-      </w:r>
-      <w:r>
-        <w:rPr>
-          <w:rFonts w:ascii="Calibri" w:hAnsi="Calibri"/>
-          <w:b w:val="0"/>
-          <w:i w:val="0"/>
-          <w:color w:val="3A5E8C"/>
-          <w:sz w:val="15"/>
-        </w:rPr>
-        <w:t>https://doi.org/10.1073/pnas.2605127123</w:t>
-      </w:r>
-    </w:p>
-    <w:p>
-      <w:pPr>
-        <w:spacing w:before="0" w:after="40" w:line="259" w:lineRule="auto"/>
-        <w:ind w:left="346" w:hanging="346"/>
-        <w:jc w:val="both"/>
-      </w:pPr>
-      <w:r>
-        <w:rPr>
-          <w:rFonts w:ascii="Calibri" w:hAnsi="Calibri"/>
-          <w:b/>
-          <w:i w:val="0"/>
-          <w:color w:val="3A5E8C"/>
+          <w:color w:val="1E6A73"/>
           <w:sz w:val="17"/>
         </w:rPr>
         <w:t xml:space="preserve">2. </w:t>
       </w:r>
       <w:r>
         <w:rPr>
-          <w:rFonts w:ascii="Calibri" w:hAnsi="Calibri"/>
-          <w:b w:val="0"/>
+          <w:rFonts w:ascii="Aptos" w:hAnsi="Aptos"/>
+          <w:b/>
           <w:i w:val="0"/>
-          <w:color w:val="262A2E"/>
+          <w:color w:val="193654"/>
           <w:sz w:val="17"/>
         </w:rPr>
-        <w:t xml:space="preserve">Yuanyuan Hu#, Yancheng Tang#, Wei Li#, Dang Zheng, Yuening Jin, Qingchen Fan, Jan K Buitelaar, Yuan Zhou &amp; Zhiyi Chen (2026). Shared neurogenetic architecture links adolescent neurodevelopmental deviations to adult psychopathological procrastination. </w:t>
+        <w:t>Yuanyuan Hu</w:t>
       </w:r>
       <w:r>
         <w:rPr>
-          <w:rFonts w:ascii="Calibri" w:hAnsi="Calibri"/>
+          <w:rFonts w:ascii="Aptos" w:hAnsi="Aptos"/>
+          <w:b w:val="0"/>
+          <w:i w:val="0"/>
+          <w:color w:val="20252B"/>
+          <w:sz w:val="17"/>
+        </w:rPr>
+        <w:t>#, Yancheng Tang#, Wei Li#, Dang Zheng, Yuening Jin, Qingchen Fan, Jan K Buitelaar, Yuan Zhou &amp; Zhiyi Chen</w:t>
+      </w:r>
+      <w:r>
+        <w:rPr>
+          <w:rFonts w:ascii="Aptos" w:hAnsi="Aptos"/>
+          <w:b w:val="0"/>
+          <w:i w:val="0"/>
+          <w:color w:val="20252B"/>
+          <w:sz w:val="17"/>
+        </w:rPr>
+        <w:t xml:space="preserve"> (2026). </w:t>
+      </w:r>
+      <w:hyperlink r:id="rId15">
+        <w:r>
+          <w:rPr>
+            <w:rFonts w:ascii="Aptos" w:hAnsi="Aptos"/>
+            <w:color w:val="1E6A73"/>
+            <w:sz w:val="17"/>
+            <w:szCs w:val="17"/>
+            <w:u w:val="single"/>
+          </w:rPr>
+          <w:t>Shared neurogenetic architecture links adolescent neurodevelopmental deviations to adult psychopathological procrastination</w:t>
+        </w:r>
+      </w:hyperlink>
+      <w:r>
+        <w:rPr>
+          <w:rFonts w:ascii="Aptos" w:hAnsi="Aptos"/>
+          <w:b w:val="0"/>
+          <w:i w:val="0"/>
+          <w:color w:val="20252B"/>
+          <w:sz w:val="17"/>
+        </w:rPr>
+        <w:t xml:space="preserve">. </w:t>
+      </w:r>
+      <w:r>
+        <w:rPr>
+          <w:rFonts w:ascii="Aptos" w:hAnsi="Aptos"/>
           <w:b w:val="0"/>
           <w:i/>
-          <w:color w:val="262A2E"/>
+          <w:color w:val="20252B"/>
           <w:sz w:val="17"/>
         </w:rPr>
         <w:t>Molecular Psychiatry</w:t>
       </w:r>
       <w:r>
         <w:rPr>
-          <w:rFonts w:ascii="Calibri" w:hAnsi="Calibri"/>
+          <w:rFonts w:ascii="Aptos" w:hAnsi="Aptos"/>
           <w:b w:val="0"/>
           <w:i w:val="0"/>
-          <w:color w:val="262A2E"/>
+          <w:color w:val="20252B"/>
           <w:sz w:val="17"/>
         </w:rPr>
-        <w:t xml:space="preserve">, 1–15. </w:t>
+        <w:t>, 31(5), 2739–2753</w:t>
       </w:r>
       <w:r>
         <w:rPr>
-          <w:rFonts w:ascii="Calibri" w:hAnsi="Calibri"/>
+          <w:rFonts w:ascii="Aptos" w:hAnsi="Aptos"/>
           <w:b w:val="0"/>
           <w:i w:val="0"/>
-          <w:color w:val="5F666E"/>
-          <w:sz w:val="15"/>
+          <w:color w:val="20252B"/>
+          <w:sz w:val="17"/>
         </w:rPr>
-        <w:t>[Co-first author, 3 first authors] [SCI · Q1 · 5-year IF 12.2]</w:t>
+        <w:t>.</w:t>
       </w:r>
+      <w:r>
+        <w:rPr>
+          <w:rFonts w:ascii="Aptos" w:hAnsi="Aptos"/>
+          <w:b w:val="0"/>
+          <w:i w:val="0"/>
+          <w:color w:val="5C646D"/>
+          <w:sz w:val="16"/>
+        </w:rPr>
+        <w:t xml:space="preserve">  Co-first author, 3 first authors | SCI · Q1 · 5-year IF 12.2</w:t>
+      </w:r>
+      <w:r>
+        <w:rPr>
+          <w:rFonts w:ascii="Aptos" w:hAnsi="Aptos"/>
+          <w:b w:val="0"/>
+          <w:i w:val="0"/>
+          <w:color w:val="20252B"/>
+          <w:sz w:val="16"/>
+        </w:rPr>
+        <w:t xml:space="preserve">  </w:t>
+      </w:r>
+      <w:hyperlink r:id="rId15">
+        <w:r>
+          <w:rPr>
+            <w:rFonts w:ascii="Aptos" w:hAnsi="Aptos"/>
+            <w:color w:val="1E6A73"/>
+            <w:sz w:val="16"/>
+            <w:szCs w:val="16"/>
+            <w:b/>
+          </w:rPr>
+          <w:t>[Article]</w:t>
+        </w:r>
+      </w:hyperlink>
     </w:p>
     <w:p>
       <w:pPr>
-        <w:spacing w:before="0" w:after="40" w:line="240" w:lineRule="auto"/>
-        <w:ind w:left="346"/>
+        <w:keepLines/>
+        <w:spacing w:before="0" w:after="80" w:line="264" w:lineRule="auto"/>
+        <w:ind w:left="317" w:hanging="317"/>
         <w:jc w:val="both"/>
       </w:pPr>
       <w:r>
         <w:rPr>
-          <w:rFonts w:ascii="Calibri" w:hAnsi="Calibri"/>
+          <w:rFonts w:ascii="Aptos" w:hAnsi="Aptos"/>
           <w:b/>
           <w:i w:val="0"/>
-          <w:color w:val="5F666E"/>
-          <w:sz w:val="15"/>
-        </w:rPr>
-        <w:t xml:space="preserve">DOI/article: </w:t>
-      </w:r>
-      <w:r>
-        <w:rPr>
-          <w:rFonts w:ascii="Calibri" w:hAnsi="Calibri"/>
-          <w:b w:val="0"/>
-          <w:i w:val="0"/>
-          <w:color w:val="3A5E8C"/>
-          <w:sz w:val="15"/>
-        </w:rPr>
-        <w:t>https://doi.org/10.1038/s41380-025-03423-0</w:t>
-      </w:r>
-    </w:p>
-    <w:p>
-      <w:pPr>
-        <w:spacing w:before="0" w:after="40" w:line="259" w:lineRule="auto"/>
-        <w:ind w:left="346" w:hanging="346"/>
-        <w:jc w:val="both"/>
-      </w:pPr>
-      <w:r>
-        <w:rPr>
-          <w:rFonts w:ascii="Calibri" w:hAnsi="Calibri"/>
-          <w:b/>
-          <w:i w:val="0"/>
-          <w:color w:val="3A5E8C"/>
+          <w:color w:val="1E6A73"/>
           <w:sz w:val="17"/>
         </w:rPr>
         <w:t xml:space="preserve">3. </w:t>
       </w:r>
       <w:r>
         <w:rPr>
-          <w:rFonts w:ascii="Calibri" w:hAnsi="Calibri"/>
+          <w:rFonts w:ascii="Aptos" w:hAnsi="Aptos"/>
           <w:b w:val="0"/>
           <w:i w:val="0"/>
-          <w:color w:val="262A2E"/>
+          <w:color w:val="20252B"/>
           <w:sz w:val="17"/>
         </w:rPr>
-        <w:t xml:space="preserve">Zhiyi Chen#, Yancheng Tang#, Xuerong Liu, Wei Li#, Yuanyuan Hu#, Bowen Hu#, Ting Xu, Rong Zhang, Lei Xia, Jing-Xuan Zhang, Zhibing Xiao, Ji Chen, Zhengzhi Feng, Yuan Zhou, Qinghua He, Jiang Qiu, Xu Lei, Hong Chen, Shaozheng Qin &amp; Tingyong Feng (2024). Edge-centric connectome-genetic markers of bridging factor to comorbidity between depression and anxiety. </w:t>
+        <w:t xml:space="preserve">Zhiyi Chen#, Yancheng Tang#, Xuerong Liu, Wei Li#, </w:t>
       </w:r>
       <w:r>
         <w:rPr>
-          <w:rFonts w:ascii="Calibri" w:hAnsi="Calibri"/>
+          <w:rFonts w:ascii="Aptos" w:hAnsi="Aptos"/>
+          <w:b/>
+          <w:i w:val="0"/>
+          <w:color w:val="193654"/>
+          <w:sz w:val="17"/>
+        </w:rPr>
+        <w:t>Yuanyuan Hu</w:t>
+      </w:r>
+      <w:r>
+        <w:rPr>
+          <w:rFonts w:ascii="Aptos" w:hAnsi="Aptos"/>
+          <w:b w:val="0"/>
+          <w:i w:val="0"/>
+          <w:color w:val="20252B"/>
+          <w:sz w:val="17"/>
+        </w:rPr>
+        <w:t>#, Bowen Hu#, Ting Xu, Rong Zhang, Lei Xia, Jing-Xuan Zhang, Zhibing Xiao, Ji Chen, Zhengzhi Feng, Yuan Zhou, Qinghua He, Jiang Qiu, Xu Lei, Hong Chen, Shaozheng Qin &amp; Tingyong Feng</w:t>
+      </w:r>
+      <w:r>
+        <w:rPr>
+          <w:rFonts w:ascii="Aptos" w:hAnsi="Aptos"/>
+          <w:b w:val="0"/>
+          <w:i w:val="0"/>
+          <w:color w:val="20252B"/>
+          <w:sz w:val="17"/>
+        </w:rPr>
+        <w:t xml:space="preserve"> (2024). </w:t>
+      </w:r>
+      <w:hyperlink r:id="rId16">
+        <w:r>
+          <w:rPr>
+            <w:rFonts w:ascii="Aptos" w:hAnsi="Aptos"/>
+            <w:color w:val="1E6A73"/>
+            <w:sz w:val="17"/>
+            <w:szCs w:val="17"/>
+            <w:u w:val="single"/>
+          </w:rPr>
+          <w:t>Edge-centric connectome-genetic markers of bridging factor to comorbidity between depression and anxiety</w:t>
+        </w:r>
+      </w:hyperlink>
+      <w:r>
+        <w:rPr>
+          <w:rFonts w:ascii="Aptos" w:hAnsi="Aptos"/>
+          <w:b w:val="0"/>
+          <w:i w:val="0"/>
+          <w:color w:val="20252B"/>
+          <w:sz w:val="17"/>
+        </w:rPr>
+        <w:t xml:space="preserve">. </w:t>
+      </w:r>
+      <w:r>
+        <w:rPr>
+          <w:rFonts w:ascii="Aptos" w:hAnsi="Aptos"/>
           <w:b w:val="0"/>
           <w:i/>
-          <w:color w:val="262A2E"/>
+          <w:color w:val="20252B"/>
           <w:sz w:val="17"/>
         </w:rPr>
         <w:t>Nature Communications</w:t>
       </w:r>
       <w:r>
         <w:rPr>
-          <w:rFonts w:ascii="Calibri" w:hAnsi="Calibri"/>
+          <w:rFonts w:ascii="Aptos" w:hAnsi="Aptos"/>
           <w:b w:val="0"/>
           <w:i w:val="0"/>
-          <w:color w:val="262A2E"/>
+          <w:color w:val="20252B"/>
           <w:sz w:val="17"/>
         </w:rPr>
-        <w:t xml:space="preserve">, 15(1), 1–15. </w:t>
+        <w:t>, 15, 10560</w:t>
       </w:r>
       <w:r>
         <w:rPr>
-          <w:rFonts w:ascii="Calibri" w:hAnsi="Calibri"/>
+          <w:rFonts w:ascii="Aptos" w:hAnsi="Aptos"/>
           <w:b w:val="0"/>
           <w:i w:val="0"/>
-          <w:color w:val="5F666E"/>
-          <w:sz w:val="15"/>
+          <w:color w:val="20252B"/>
+          <w:sz w:val="17"/>
         </w:rPr>
-        <w:t>[Co-first author, 5 first authors] [SCI · Q1 · 5-year IF 18.9]</w:t>
+        <w:t>.</w:t>
       </w:r>
+      <w:r>
+        <w:rPr>
+          <w:rFonts w:ascii="Aptos" w:hAnsi="Aptos"/>
+          <w:b w:val="0"/>
+          <w:i w:val="0"/>
+          <w:color w:val="5C646D"/>
+          <w:sz w:val="16"/>
+        </w:rPr>
+        <w:t xml:space="preserve">  Co-first author, 5 first authors | SCI · Q1 · 5-year IF 18.9</w:t>
+      </w:r>
+      <w:r>
+        <w:rPr>
+          <w:rFonts w:ascii="Aptos" w:hAnsi="Aptos"/>
+          <w:b w:val="0"/>
+          <w:i w:val="0"/>
+          <w:color w:val="20252B"/>
+          <w:sz w:val="16"/>
+        </w:rPr>
+        <w:t xml:space="preserve">  </w:t>
+      </w:r>
+      <w:hyperlink r:id="rId16">
+        <w:r>
+          <w:rPr>
+            <w:rFonts w:ascii="Aptos" w:hAnsi="Aptos"/>
+            <w:color w:val="1E6A73"/>
+            <w:sz w:val="16"/>
+            <w:szCs w:val="16"/>
+            <w:b/>
+          </w:rPr>
+          <w:t>[Article]</w:t>
+        </w:r>
+      </w:hyperlink>
     </w:p>
     <w:p>
       <w:pPr>
-        <w:spacing w:before="0" w:after="40" w:line="240" w:lineRule="auto"/>
-        <w:ind w:left="346"/>
+        <w:keepLines/>
+        <w:spacing w:before="0" w:after="80" w:line="264" w:lineRule="auto"/>
+        <w:ind w:left="317" w:hanging="317"/>
         <w:jc w:val="both"/>
       </w:pPr>
       <w:r>
         <w:rPr>
-          <w:rFonts w:ascii="Calibri" w:hAnsi="Calibri"/>
+          <w:rFonts w:ascii="Aptos" w:hAnsi="Aptos"/>
           <w:b/>
           <w:i w:val="0"/>
-          <w:color w:val="5F666E"/>
-          <w:sz w:val="15"/>
-        </w:rPr>
-        <w:t xml:space="preserve">DOI/article: </w:t>
-      </w:r>
-      <w:r>
-        <w:rPr>
-          <w:rFonts w:ascii="Calibri" w:hAnsi="Calibri"/>
-          <w:b w:val="0"/>
-          <w:i w:val="0"/>
-          <w:color w:val="3A5E8C"/>
-          <w:sz w:val="15"/>
-        </w:rPr>
-        <w:t>https://doi.org/10.1038/s41467-024-55008-0</w:t>
-      </w:r>
-    </w:p>
-    <w:p>
-      <w:pPr>
-        <w:spacing w:before="0" w:after="40" w:line="259" w:lineRule="auto"/>
-        <w:ind w:left="346" w:hanging="346"/>
-        <w:jc w:val="both"/>
-      </w:pPr>
-      <w:r>
-        <w:rPr>
-          <w:rFonts w:ascii="Calibri" w:hAnsi="Calibri"/>
-          <w:b/>
-          <w:i w:val="0"/>
-          <w:color w:val="3A5E8C"/>
+          <w:color w:val="1E6A73"/>
           <w:sz w:val="17"/>
         </w:rPr>
         <w:t xml:space="preserve">4. </w:t>
       </w:r>
       <w:r>
         <w:rPr>
-          <w:rFonts w:ascii="Calibri" w:hAnsi="Calibri"/>
-          <w:b w:val="0"/>
+          <w:rFonts w:ascii="Aptos" w:hAnsi="Aptos"/>
+          <w:b/>
           <w:i w:val="0"/>
-          <w:color w:val="262A2E"/>
+          <w:color w:val="193654"/>
           <w:sz w:val="17"/>
         </w:rPr>
-        <w:t xml:space="preserve">Yuanyuan Hu#, Yuening Jin#, Bowen Hu, Tingyong Feng &amp; Yuan Zhou (2024). Computational modeling interpretation underlying elevated risk-taking propensity in the dynamic risky investment process of non-labor income. </w:t>
+        <w:t>Yuanyuan Hu</w:t>
       </w:r>
       <w:r>
         <w:rPr>
-          <w:rFonts w:ascii="Calibri" w:hAnsi="Calibri"/>
+          <w:rFonts w:ascii="Aptos" w:hAnsi="Aptos"/>
+          <w:b w:val="0"/>
+          <w:i w:val="0"/>
+          <w:color w:val="20252B"/>
+          <w:sz w:val="17"/>
+        </w:rPr>
+        <w:t>#, Yuening Jin#, Bowen Hu, Tingyong Feng &amp; Yuan Zhou</w:t>
+      </w:r>
+      <w:r>
+        <w:rPr>
+          <w:rFonts w:ascii="Aptos" w:hAnsi="Aptos"/>
+          <w:b w:val="0"/>
+          <w:i w:val="0"/>
+          <w:color w:val="20252B"/>
+          <w:sz w:val="17"/>
+        </w:rPr>
+        <w:t xml:space="preserve"> (2024). </w:t>
+      </w:r>
+      <w:hyperlink r:id="rId17">
+        <w:r>
+          <w:rPr>
+            <w:rFonts w:ascii="Aptos" w:hAnsi="Aptos"/>
+            <w:color w:val="1E6A73"/>
+            <w:sz w:val="17"/>
+            <w:szCs w:val="17"/>
+            <w:u w:val="single"/>
+          </w:rPr>
+          <w:t>Computational modeling interpretation underlying elevated risk-taking propensity in the dynamic risky investment process of non-labor income</w:t>
+        </w:r>
+      </w:hyperlink>
+      <w:r>
+        <w:rPr>
+          <w:rFonts w:ascii="Aptos" w:hAnsi="Aptos"/>
+          <w:b w:val="0"/>
+          <w:i w:val="0"/>
+          <w:color w:val="20252B"/>
+          <w:sz w:val="17"/>
+        </w:rPr>
+        <w:t xml:space="preserve">. </w:t>
+      </w:r>
+      <w:r>
+        <w:rPr>
+          <w:rFonts w:ascii="Aptos" w:hAnsi="Aptos"/>
           <w:b w:val="0"/>
           <w:i/>
-          <w:color w:val="262A2E"/>
+          <w:color w:val="20252B"/>
           <w:sz w:val="17"/>
         </w:rPr>
         <w:t>Psychology Research and Behavior Management</w:t>
       </w:r>
       <w:r>
         <w:rPr>
-          <w:rFonts w:ascii="Calibri" w:hAnsi="Calibri"/>
+          <w:rFonts w:ascii="Aptos" w:hAnsi="Aptos"/>
           <w:b w:val="0"/>
           <w:i w:val="0"/>
-          <w:color w:val="262A2E"/>
+          <w:color w:val="20252B"/>
           <w:sz w:val="17"/>
         </w:rPr>
-        <w:t xml:space="preserve">, 2491–2504. </w:t>
+        <w:t>, 17, 2491–2504</w:t>
       </w:r>
       <w:r>
         <w:rPr>
-          <w:rFonts w:ascii="Calibri" w:hAnsi="Calibri"/>
+          <w:rFonts w:ascii="Aptos" w:hAnsi="Aptos"/>
           <w:b w:val="0"/>
           <w:i w:val="0"/>
-          <w:color w:val="5F666E"/>
-          <w:sz w:val="15"/>
+          <w:color w:val="20252B"/>
+          <w:sz w:val="17"/>
         </w:rPr>
-        <w:t>[Co-first author, 2 first authors] [SSCI · Q1 · 5-year IF 4.5]</w:t>
+        <w:t>.</w:t>
       </w:r>
+      <w:r>
+        <w:rPr>
+          <w:rFonts w:ascii="Aptos" w:hAnsi="Aptos"/>
+          <w:b w:val="0"/>
+          <w:i w:val="0"/>
+          <w:color w:val="5C646D"/>
+          <w:sz w:val="16"/>
+        </w:rPr>
+        <w:t xml:space="preserve">  Co-first author, 2 first authors | SSCI · Q1 · 5-year IF 4.5</w:t>
+      </w:r>
+      <w:r>
+        <w:rPr>
+          <w:rFonts w:ascii="Aptos" w:hAnsi="Aptos"/>
+          <w:b w:val="0"/>
+          <w:i w:val="0"/>
+          <w:color w:val="20252B"/>
+          <w:sz w:val="16"/>
+        </w:rPr>
+        <w:t xml:space="preserve">  </w:t>
+      </w:r>
+      <w:hyperlink r:id="rId17">
+        <w:r>
+          <w:rPr>
+            <w:rFonts w:ascii="Aptos" w:hAnsi="Aptos"/>
+            <w:color w:val="1E6A73"/>
+            <w:sz w:val="16"/>
+            <w:szCs w:val="16"/>
+            <w:b/>
+          </w:rPr>
+          <w:t>[Article]</w:t>
+        </w:r>
+      </w:hyperlink>
     </w:p>
     <w:p>
       <w:pPr>
-        <w:spacing w:before="0" w:after="40" w:line="240" w:lineRule="auto"/>
-        <w:ind w:left="346"/>
+        <w:keepLines/>
+        <w:spacing w:before="0" w:after="80" w:line="264" w:lineRule="auto"/>
+        <w:ind w:left="317" w:hanging="317"/>
         <w:jc w:val="both"/>
       </w:pPr>
       <w:r>
         <w:rPr>
-          <w:rFonts w:ascii="Calibri" w:hAnsi="Calibri"/>
+          <w:rFonts w:ascii="Aptos" w:hAnsi="Aptos"/>
           <w:b/>
           <w:i w:val="0"/>
-          <w:color w:val="5F666E"/>
-          <w:sz w:val="15"/>
-        </w:rPr>
-        <w:t xml:space="preserve">DOI/article: </w:t>
-      </w:r>
-      <w:r>
-        <w:rPr>
-          <w:rFonts w:ascii="Calibri" w:hAnsi="Calibri"/>
-          <w:b w:val="0"/>
-          <w:i w:val="0"/>
-          <w:color w:val="3A5E8C"/>
-          <w:sz w:val="15"/>
-        </w:rPr>
-        <w:t>https://doi.org/10.2147/PRBM.S462466</w:t>
-      </w:r>
-    </w:p>
-    <w:p>
-      <w:pPr>
-        <w:spacing w:before="0" w:after="40" w:line="259" w:lineRule="auto"/>
-        <w:ind w:left="346" w:hanging="346"/>
-        <w:jc w:val="both"/>
-      </w:pPr>
-      <w:r>
-        <w:rPr>
-          <w:rFonts w:ascii="Calibri" w:hAnsi="Calibri"/>
-          <w:b/>
-          <w:i w:val="0"/>
-          <w:color w:val="3A5E8C"/>
+          <w:color w:val="1E6A73"/>
           <w:sz w:val="17"/>
         </w:rPr>
         <w:t xml:space="preserve">5. </w:t>
       </w:r>
       <w:r>
         <w:rPr>
-          <w:rFonts w:ascii="Calibri" w:hAnsi="Calibri"/>
-          <w:b w:val="0"/>
+          <w:rFonts w:ascii="Aptos" w:hAnsi="Aptos"/>
+          <w:b/>
           <w:i w:val="0"/>
-          <w:color w:val="262A2E"/>
+          <w:color w:val="193654"/>
           <w:sz w:val="17"/>
         </w:rPr>
-        <w:t xml:space="preserve">Yuanyuan Hu#, Jingjie Zhao#, Yuening Jin, Yi Du, Qian Zhao, Shuai Xu, Li Li &amp; Yuan Zhou (2024). The altered resting-state functional connectivity of thalamic subregions in patients with globus pharyngeus. </w:t>
+        <w:t>Yuanyuan Hu</w:t>
       </w:r>
       <w:r>
         <w:rPr>
-          <w:rFonts w:ascii="Calibri" w:hAnsi="Calibri"/>
+          <w:rFonts w:ascii="Aptos" w:hAnsi="Aptos"/>
+          <w:b w:val="0"/>
+          <w:i w:val="0"/>
+          <w:color w:val="20252B"/>
+          <w:sz w:val="17"/>
+        </w:rPr>
+        <w:t>#, Jingjie Zhao#, Yuening Jin, Yi Du, Qian Zhao, Shuai Xu, Li Li &amp; Yuan Zhou</w:t>
+      </w:r>
+      <w:r>
+        <w:rPr>
+          <w:rFonts w:ascii="Aptos" w:hAnsi="Aptos"/>
+          <w:b w:val="0"/>
+          <w:i w:val="0"/>
+          <w:color w:val="20252B"/>
+          <w:sz w:val="17"/>
+        </w:rPr>
+        <w:t xml:space="preserve"> (2024). </w:t>
+      </w:r>
+      <w:hyperlink r:id="rId18">
+        <w:r>
+          <w:rPr>
+            <w:rFonts w:ascii="Aptos" w:hAnsi="Aptos"/>
+            <w:color w:val="1E6A73"/>
+            <w:sz w:val="17"/>
+            <w:szCs w:val="17"/>
+            <w:u w:val="single"/>
+          </w:rPr>
+          <w:t>The altered resting-state functional connectivity of thalamic subregions in patients with globus pharyngeus</w:t>
+        </w:r>
+      </w:hyperlink>
+      <w:r>
+        <w:rPr>
+          <w:rFonts w:ascii="Aptos" w:hAnsi="Aptos"/>
+          <w:b w:val="0"/>
+          <w:i w:val="0"/>
+          <w:color w:val="20252B"/>
+          <w:sz w:val="17"/>
+        </w:rPr>
+        <w:t xml:space="preserve">. </w:t>
+      </w:r>
+      <w:r>
+        <w:rPr>
+          <w:rFonts w:ascii="Aptos" w:hAnsi="Aptos"/>
           <w:b w:val="0"/>
           <w:i/>
-          <w:color w:val="262A2E"/>
+          <w:color w:val="20252B"/>
           <w:sz w:val="17"/>
         </w:rPr>
         <w:t>Brain Imaging and Behavior</w:t>
       </w:r>
       <w:r>
         <w:rPr>
-          <w:rFonts w:ascii="Calibri" w:hAnsi="Calibri"/>
+          <w:rFonts w:ascii="Aptos" w:hAnsi="Aptos"/>
           <w:b w:val="0"/>
           <w:i w:val="0"/>
-          <w:color w:val="262A2E"/>
+          <w:color w:val="20252B"/>
           <w:sz w:val="17"/>
         </w:rPr>
-        <w:t xml:space="preserve">, 1–9. </w:t>
+        <w:t>, 19(1), 23–31</w:t>
       </w:r>
       <w:r>
         <w:rPr>
-          <w:rFonts w:ascii="Calibri" w:hAnsi="Calibri"/>
+          <w:rFonts w:ascii="Aptos" w:hAnsi="Aptos"/>
           <w:b w:val="0"/>
           <w:i w:val="0"/>
-          <w:color w:val="5F666E"/>
-          <w:sz w:val="15"/>
+          <w:color w:val="20252B"/>
+          <w:sz w:val="17"/>
         </w:rPr>
-        <w:t>[Co-first author, 2 first authors] [SCI · Q2 · 5-year IF 3.1]</w:t>
+        <w:t>.</w:t>
       </w:r>
+      <w:r>
+        <w:rPr>
+          <w:rFonts w:ascii="Aptos" w:hAnsi="Aptos"/>
+          <w:b w:val="0"/>
+          <w:i w:val="0"/>
+          <w:color w:val="5C646D"/>
+          <w:sz w:val="16"/>
+        </w:rPr>
+        <w:t xml:space="preserve">  Co-first author, 2 first authors | SCI · Q2 · 5-year IF 3.1</w:t>
+      </w:r>
+      <w:r>
+        <w:rPr>
+          <w:rFonts w:ascii="Aptos" w:hAnsi="Aptos"/>
+          <w:b w:val="0"/>
+          <w:i w:val="0"/>
+          <w:color w:val="20252B"/>
+          <w:sz w:val="16"/>
+        </w:rPr>
+        <w:t xml:space="preserve">  </w:t>
+      </w:r>
+      <w:hyperlink r:id="rId18">
+        <w:r>
+          <w:rPr>
+            <w:rFonts w:ascii="Aptos" w:hAnsi="Aptos"/>
+            <w:color w:val="1E6A73"/>
+            <w:sz w:val="16"/>
+            <w:szCs w:val="16"/>
+            <w:b/>
+          </w:rPr>
+          <w:t>[Article]</w:t>
+        </w:r>
+      </w:hyperlink>
     </w:p>
     <w:p>
       <w:pPr>
-        <w:spacing w:before="0" w:after="40" w:line="240" w:lineRule="auto"/>
-        <w:ind w:left="346"/>
-        <w:jc w:val="both"/>
+        <w:keepNext/>
+        <w:keepLines w:val="0"/>
+        <w:spacing w:before="60" w:after="40" w:line="240" w:lineRule="auto"/>
+        <w:jc w:val="left"/>
       </w:pPr>
       <w:r>
         <w:rPr>
-          <w:rFonts w:ascii="Calibri" w:hAnsi="Calibri"/>
+          <w:rFonts w:ascii="Aptos Display" w:hAnsi="Aptos Display"/>
           <w:b/>
           <w:i w:val="0"/>
-          <w:color w:val="5F666E"/>
-          <w:sz w:val="15"/>
-        </w:rPr>
-        <w:t xml:space="preserve">DOI/article: </w:t>
-      </w:r>
-      <w:r>
-        <w:rPr>
-          <w:rFonts w:ascii="Calibri" w:hAnsi="Calibri"/>
-          <w:b w:val="0"/>
-          <w:i w:val="0"/>
-          <w:color w:val="3A5E8C"/>
-          <w:sz w:val="15"/>
-        </w:rPr>
-        <w:t>https://doi.org/10.1007/s11682-024-00940-4</w:t>
-      </w:r>
-    </w:p>
-    <w:p>
-      <w:pPr>
-        <w:spacing w:before="40" w:after="40" w:line="259" w:lineRule="auto"/>
-        <w:jc w:val="both"/>
-      </w:pPr>
-      <w:r>
-        <w:rPr>
-          <w:rFonts w:ascii="Calibri" w:hAnsi="Calibri"/>
-          <w:b/>
-          <w:i w:val="0"/>
-          <w:color w:val="5F666E"/>
+          <w:color w:val="193654"/>
           <w:sz w:val="18"/>
         </w:rPr>
         <w:t>Collaborative publications</w:t>
@@ -1162,260 +1451,434 @@
     </w:p>
     <w:p>
       <w:pPr>
-        <w:spacing w:before="0" w:after="40" w:line="259" w:lineRule="auto"/>
-        <w:ind w:left="346" w:hanging="346"/>
+        <w:keepLines/>
+        <w:spacing w:before="0" w:after="80" w:line="264" w:lineRule="auto"/>
+        <w:ind w:left="317" w:hanging="317"/>
         <w:jc w:val="both"/>
       </w:pPr>
       <w:r>
         <w:rPr>
-          <w:rFonts w:ascii="Calibri" w:hAnsi="Calibri"/>
+          <w:rFonts w:ascii="Aptos" w:hAnsi="Aptos"/>
           <w:b/>
           <w:i w:val="0"/>
-          <w:color w:val="3A5E8C"/>
+          <w:color w:val="1E6A73"/>
           <w:sz w:val="17"/>
         </w:rPr>
         <w:t xml:space="preserve">1. </w:t>
       </w:r>
       <w:r>
         <w:rPr>
-          <w:rFonts w:ascii="Calibri" w:hAnsi="Calibri"/>
+          <w:rFonts w:ascii="Aptos" w:hAnsi="Aptos"/>
           <w:b w:val="0"/>
           <w:i w:val="0"/>
-          <w:color w:val="262A2E"/>
+          <w:color w:val="20252B"/>
           <w:sz w:val="17"/>
         </w:rPr>
-        <w:t xml:space="preserve">Yuening Jin, Dang Zheng, Ruolei Gu, Qingchen Fan, Martin Dietz, Changshuo Wang, Xinying Li, Jie Chen, Yuanyuan Hu &amp; Yuan Zhou (2024). Substantial heritability underlies fairness norm adaptation capability and its neural basis. </w:t>
+        <w:t xml:space="preserve">Yuening Jin, Dang Zheng, Ruolei Gu, Qingchen Fan, Martin Dietz, Changshuo Wang, Xinying Li, Jie Chen, </w:t>
       </w:r>
       <w:r>
         <w:rPr>
-          <w:rFonts w:ascii="Calibri" w:hAnsi="Calibri"/>
+          <w:rFonts w:ascii="Aptos" w:hAnsi="Aptos"/>
+          <w:b/>
+          <w:i w:val="0"/>
+          <w:color w:val="193654"/>
+          <w:sz w:val="17"/>
+        </w:rPr>
+        <w:t>Yuanyuan Hu</w:t>
+      </w:r>
+      <w:r>
+        <w:rPr>
+          <w:rFonts w:ascii="Aptos" w:hAnsi="Aptos"/>
+          <w:b w:val="0"/>
+          <w:i w:val="0"/>
+          <w:color w:val="20252B"/>
+          <w:sz w:val="17"/>
+        </w:rPr>
+        <w:t xml:space="preserve"> &amp; Yuan Zhou</w:t>
+      </w:r>
+      <w:r>
+        <w:rPr>
+          <w:rFonts w:ascii="Aptos" w:hAnsi="Aptos"/>
+          <w:b w:val="0"/>
+          <w:i w:val="0"/>
+          <w:color w:val="20252B"/>
+          <w:sz w:val="17"/>
+        </w:rPr>
+        <w:t xml:space="preserve"> (2025). </w:t>
+      </w:r>
+      <w:hyperlink r:id="rId19">
+        <w:r>
+          <w:rPr>
+            <w:rFonts w:ascii="Aptos" w:hAnsi="Aptos"/>
+            <w:color w:val="1E6A73"/>
+            <w:sz w:val="17"/>
+            <w:szCs w:val="17"/>
+            <w:u w:val="single"/>
+          </w:rPr>
+          <w:t>Substantial heritability underlies fairness norm adaptation capability and its neural basis</w:t>
+        </w:r>
+      </w:hyperlink>
+      <w:r>
+        <w:rPr>
+          <w:rFonts w:ascii="Aptos" w:hAnsi="Aptos"/>
+          <w:b w:val="0"/>
+          <w:i w:val="0"/>
+          <w:color w:val="20252B"/>
+          <w:sz w:val="17"/>
+        </w:rPr>
+        <w:t xml:space="preserve">. </w:t>
+      </w:r>
+      <w:r>
+        <w:rPr>
+          <w:rFonts w:ascii="Aptos" w:hAnsi="Aptos"/>
           <w:b w:val="0"/>
           <w:i/>
-          <w:color w:val="262A2E"/>
+          <w:color w:val="20252B"/>
           <w:sz w:val="17"/>
         </w:rPr>
         <w:t>Advanced Science</w:t>
       </w:r>
       <w:r>
         <w:rPr>
-          <w:rFonts w:ascii="Calibri" w:hAnsi="Calibri"/>
+          <w:rFonts w:ascii="Aptos" w:hAnsi="Aptos"/>
           <w:b w:val="0"/>
           <w:i w:val="0"/>
-          <w:color w:val="262A2E"/>
+          <w:color w:val="20252B"/>
           <w:sz w:val="17"/>
         </w:rPr>
-        <w:t xml:space="preserve">, 2411070. </w:t>
+        <w:t>, 12(9), e2411070</w:t>
       </w:r>
       <w:r>
         <w:rPr>
-          <w:rFonts w:ascii="Calibri" w:hAnsi="Calibri"/>
+          <w:rFonts w:ascii="Aptos" w:hAnsi="Aptos"/>
           <w:b w:val="0"/>
           <w:i w:val="0"/>
-          <w:color w:val="5F666E"/>
-          <w:sz w:val="15"/>
+          <w:color w:val="20252B"/>
+          <w:sz w:val="17"/>
         </w:rPr>
-        <w:t>[SCI · Q1 · 5-year IF 16.3]</w:t>
+        <w:t>.</w:t>
       </w:r>
+      <w:r>
+        <w:rPr>
+          <w:rFonts w:ascii="Aptos" w:hAnsi="Aptos"/>
+          <w:b w:val="0"/>
+          <w:i w:val="0"/>
+          <w:color w:val="5C646D"/>
+          <w:sz w:val="16"/>
+        </w:rPr>
+        <w:t xml:space="preserve">  SCI · Q1 · 5-year IF 16.3</w:t>
+      </w:r>
+      <w:r>
+        <w:rPr>
+          <w:rFonts w:ascii="Aptos" w:hAnsi="Aptos"/>
+          <w:b w:val="0"/>
+          <w:i w:val="0"/>
+          <w:color w:val="20252B"/>
+          <w:sz w:val="16"/>
+        </w:rPr>
+        <w:t xml:space="preserve">  </w:t>
+      </w:r>
+      <w:hyperlink r:id="rId19">
+        <w:r>
+          <w:rPr>
+            <w:rFonts w:ascii="Aptos" w:hAnsi="Aptos"/>
+            <w:color w:val="1E6A73"/>
+            <w:sz w:val="16"/>
+            <w:szCs w:val="16"/>
+            <w:b/>
+          </w:rPr>
+          <w:t>[Article]</w:t>
+        </w:r>
+      </w:hyperlink>
     </w:p>
     <w:p>
       <w:pPr>
-        <w:spacing w:before="0" w:after="40" w:line="240" w:lineRule="auto"/>
-        <w:ind w:left="346"/>
+        <w:keepLines/>
+        <w:spacing w:before="0" w:after="80" w:line="264" w:lineRule="auto"/>
+        <w:ind w:left="317" w:hanging="317"/>
         <w:jc w:val="both"/>
       </w:pPr>
       <w:r>
         <w:rPr>
-          <w:rFonts w:ascii="Calibri" w:hAnsi="Calibri"/>
+          <w:rFonts w:ascii="Aptos" w:hAnsi="Aptos"/>
           <w:b/>
           <w:i w:val="0"/>
-          <w:color w:val="5F666E"/>
-          <w:sz w:val="15"/>
-        </w:rPr>
-        <w:t xml:space="preserve">DOI/article: </w:t>
-      </w:r>
-      <w:r>
-        <w:rPr>
-          <w:rFonts w:ascii="Calibri" w:hAnsi="Calibri"/>
-          <w:b w:val="0"/>
-          <w:i w:val="0"/>
-          <w:color w:val="3A5E8C"/>
-          <w:sz w:val="15"/>
-        </w:rPr>
-        <w:t>https://doi.org/10.1002/advs.202411070</w:t>
-      </w:r>
-    </w:p>
-    <w:p>
-      <w:pPr>
-        <w:spacing w:before="0" w:after="40" w:line="259" w:lineRule="auto"/>
-        <w:ind w:left="346" w:hanging="346"/>
-        <w:jc w:val="both"/>
-      </w:pPr>
-      <w:r>
-        <w:rPr>
-          <w:rFonts w:ascii="Calibri" w:hAnsi="Calibri"/>
-          <w:b/>
-          <w:i w:val="0"/>
-          <w:color w:val="3A5E8C"/>
+          <w:color w:val="1E6A73"/>
           <w:sz w:val="17"/>
         </w:rPr>
         <w:t xml:space="preserve">2. </w:t>
       </w:r>
       <w:r>
         <w:rPr>
-          <w:rFonts w:ascii="Calibri" w:hAnsi="Calibri"/>
+          <w:rFonts w:ascii="Aptos" w:hAnsi="Aptos"/>
           <w:b w:val="0"/>
           <w:i w:val="0"/>
-          <w:color w:val="262A2E"/>
+          <w:color w:val="20252B"/>
           <w:sz w:val="17"/>
         </w:rPr>
-        <w:t xml:space="preserve">Wei Li, Xue-rong Liu, Qianyu Zhang, Lei Xia, Yanyan Li, Xiaobing Tian, Jie Gong, Jidong Ren, Chang Shen, Yi Wu, Ji Chen, Chuan-Peng Hu, Jing-Xuan Zhang, Ting Xu, Yuanyuan Hu, Bowen Hu, Ni Yan, Tingyong Feng, Zhengzhi Feng &amp; Zhiyi Chen (2025). Implementation of primary psychological healthcare policy to address the risk of depression in underprivileged children and adolescents, in the entire lower-middle-economic-status city of China: an observational, multicenter, and single-arm cohort study. </w:t>
+        <w:t xml:space="preserve">Wei Li, Xue-rong Liu, Qianyu Zhang, Lei Xia, Yanyan Li, Xiaobing Tian, Jie Gong, Jidong Ren, Chang Shen, Yi Wu, Ji Chen, Chuan-Peng Hu, Jing-Xuan Zhang, Ting Xu, </w:t>
       </w:r>
       <w:r>
         <w:rPr>
-          <w:rFonts w:ascii="Calibri" w:hAnsi="Calibri"/>
+          <w:rFonts w:ascii="Aptos" w:hAnsi="Aptos"/>
+          <w:b/>
+          <w:i w:val="0"/>
+          <w:color w:val="193654"/>
+          <w:sz w:val="17"/>
+        </w:rPr>
+        <w:t>Yuanyuan Hu</w:t>
+      </w:r>
+      <w:r>
+        <w:rPr>
+          <w:rFonts w:ascii="Aptos" w:hAnsi="Aptos"/>
+          <w:b w:val="0"/>
+          <w:i w:val="0"/>
+          <w:color w:val="20252B"/>
+          <w:sz w:val="17"/>
+        </w:rPr>
+        <w:t>, Bowen Hu, Ni Yan, Tingyong Feng, Zhengzhi Feng &amp; Zhiyi Chen</w:t>
+      </w:r>
+      <w:r>
+        <w:rPr>
+          <w:rFonts w:ascii="Aptos" w:hAnsi="Aptos"/>
+          <w:b w:val="0"/>
+          <w:i w:val="0"/>
+          <w:color w:val="20252B"/>
+          <w:sz w:val="17"/>
+        </w:rPr>
+        <w:t xml:space="preserve"> (2025). </w:t>
+      </w:r>
+      <w:hyperlink r:id="rId20">
+        <w:r>
+          <w:rPr>
+            <w:rFonts w:ascii="Aptos" w:hAnsi="Aptos"/>
+            <w:color w:val="1E6A73"/>
+            <w:sz w:val="17"/>
+            <w:szCs w:val="17"/>
+            <w:u w:val="single"/>
+          </w:rPr>
+          <w:t>Implementation of primary psychological healthcare policy to address the risk of depression in underprivileged children and adolescents, in the entire lower-middle-economic-status city of China: an observational, multicenter, and single-arm cohort study</w:t>
+        </w:r>
+      </w:hyperlink>
+      <w:r>
+        <w:rPr>
+          <w:rFonts w:ascii="Aptos" w:hAnsi="Aptos"/>
+          <w:b w:val="0"/>
+          <w:i w:val="0"/>
+          <w:color w:val="20252B"/>
+          <w:sz w:val="17"/>
+        </w:rPr>
+        <w:t xml:space="preserve">. </w:t>
+      </w:r>
+      <w:r>
+        <w:rPr>
+          <w:rFonts w:ascii="Aptos" w:hAnsi="Aptos"/>
           <w:b w:val="0"/>
           <w:i/>
-          <w:color w:val="262A2E"/>
+          <w:color w:val="20252B"/>
           <w:sz w:val="17"/>
         </w:rPr>
         <w:t>Depression and Anxiety</w:t>
       </w:r>
       <w:r>
         <w:rPr>
-          <w:rFonts w:ascii="Calibri" w:hAnsi="Calibri"/>
+          <w:rFonts w:ascii="Aptos" w:hAnsi="Aptos"/>
           <w:b w:val="0"/>
           <w:i w:val="0"/>
-          <w:color w:val="262A2E"/>
+          <w:color w:val="20252B"/>
           <w:sz w:val="17"/>
         </w:rPr>
-        <w:t xml:space="preserve">, 2025(1), 5572365. </w:t>
+        <w:t>, 2025(1), 5572365</w:t>
       </w:r>
       <w:r>
         <w:rPr>
-          <w:rFonts w:ascii="Calibri" w:hAnsi="Calibri"/>
+          <w:rFonts w:ascii="Aptos" w:hAnsi="Aptos"/>
           <w:b w:val="0"/>
           <w:i w:val="0"/>
-          <w:color w:val="5F666E"/>
-          <w:sz w:val="15"/>
+          <w:color w:val="20252B"/>
+          <w:sz w:val="17"/>
         </w:rPr>
-        <w:t>[SCI · Q1 · 5-year IF 6.3]</w:t>
+        <w:t>.</w:t>
       </w:r>
+      <w:r>
+        <w:rPr>
+          <w:rFonts w:ascii="Aptos" w:hAnsi="Aptos"/>
+          <w:b w:val="0"/>
+          <w:i w:val="0"/>
+          <w:color w:val="5C646D"/>
+          <w:sz w:val="16"/>
+        </w:rPr>
+        <w:t xml:space="preserve">  SCI · Q1 · 5-year IF 6.3</w:t>
+      </w:r>
+      <w:r>
+        <w:rPr>
+          <w:rFonts w:ascii="Aptos" w:hAnsi="Aptos"/>
+          <w:b w:val="0"/>
+          <w:i w:val="0"/>
+          <w:color w:val="20252B"/>
+          <w:sz w:val="16"/>
+        </w:rPr>
+        <w:t xml:space="preserve">  </w:t>
+      </w:r>
+      <w:hyperlink r:id="rId20">
+        <w:r>
+          <w:rPr>
+            <w:rFonts w:ascii="Aptos" w:hAnsi="Aptos"/>
+            <w:color w:val="1E6A73"/>
+            <w:sz w:val="16"/>
+            <w:szCs w:val="16"/>
+            <w:b/>
+          </w:rPr>
+          <w:t>[Article]</w:t>
+        </w:r>
+      </w:hyperlink>
     </w:p>
     <w:p>
       <w:pPr>
-        <w:spacing w:before="0" w:after="40" w:line="240" w:lineRule="auto"/>
-        <w:ind w:left="346"/>
+        <w:keepLines/>
+        <w:spacing w:before="0" w:after="80" w:line="264" w:lineRule="auto"/>
+        <w:ind w:left="317" w:hanging="317"/>
         <w:jc w:val="both"/>
       </w:pPr>
       <w:r>
         <w:rPr>
-          <w:rFonts w:ascii="Calibri" w:hAnsi="Calibri"/>
+          <w:rFonts w:ascii="Aptos" w:hAnsi="Aptos"/>
           <w:b/>
           <w:i w:val="0"/>
-          <w:color w:val="5F666E"/>
-          <w:sz w:val="15"/>
-        </w:rPr>
-        <w:t xml:space="preserve">DOI/article: </w:t>
-      </w:r>
-      <w:r>
-        <w:rPr>
-          <w:rFonts w:ascii="Calibri" w:hAnsi="Calibri"/>
-          <w:b w:val="0"/>
-          <w:i w:val="0"/>
-          <w:color w:val="3A5E8C"/>
-          <w:sz w:val="15"/>
-        </w:rPr>
-        <w:t>https://doi.org/10.1155/da/5572365</w:t>
-      </w:r>
-    </w:p>
-    <w:p>
-      <w:pPr>
-        <w:spacing w:before="0" w:after="40" w:line="259" w:lineRule="auto"/>
-        <w:ind w:left="346" w:hanging="346"/>
-        <w:jc w:val="both"/>
-      </w:pPr>
-      <w:r>
-        <w:rPr>
-          <w:rFonts w:ascii="Calibri" w:hAnsi="Calibri"/>
-          <w:b/>
-          <w:i w:val="0"/>
-          <w:color w:val="3A5E8C"/>
+          <w:color w:val="1E6A73"/>
           <w:sz w:val="17"/>
         </w:rPr>
         <w:t xml:space="preserve">3. </w:t>
       </w:r>
       <w:r>
         <w:rPr>
-          <w:rFonts w:ascii="Calibri" w:hAnsi="Calibri"/>
+          <w:rFonts w:ascii="Aptos" w:hAnsi="Aptos"/>
           <w:b w:val="0"/>
           <w:i w:val="0"/>
-          <w:color w:val="262A2E"/>
+          <w:color w:val="20252B"/>
           <w:sz w:val="17"/>
         </w:rPr>
-        <w:t xml:space="preserve">Bowen Hu, Tongxi Yang, Yuanyuan Hu, M. Liu, S. Tan, X. Li &amp; Shaozheng Qin (2026). Neurobehavioral Profiles of Inhibitory-Control Stratify Vulnerability and Resilience under Childhood Poverty. </w:t>
+        <w:t xml:space="preserve">Bowen Hu, Tongxi Yang, </w:t>
       </w:r>
       <w:r>
         <w:rPr>
-          <w:rFonts w:ascii="Calibri" w:hAnsi="Calibri"/>
+          <w:rFonts w:ascii="Aptos" w:hAnsi="Aptos"/>
+          <w:b/>
+          <w:i w:val="0"/>
+          <w:color w:val="193654"/>
+          <w:sz w:val="17"/>
+        </w:rPr>
+        <w:t>Yuanyuan Hu</w:t>
+      </w:r>
+      <w:r>
+        <w:rPr>
+          <w:rFonts w:ascii="Aptos" w:hAnsi="Aptos"/>
+          <w:b w:val="0"/>
+          <w:i w:val="0"/>
+          <w:color w:val="20252B"/>
+          <w:sz w:val="17"/>
+        </w:rPr>
+        <w:t>, M. Liu, S. Tan, X. Li &amp; Shaozheng Qin</w:t>
+      </w:r>
+      <w:r>
+        <w:rPr>
+          <w:rFonts w:ascii="Aptos" w:hAnsi="Aptos"/>
+          <w:b w:val="0"/>
+          <w:i w:val="0"/>
+          <w:color w:val="20252B"/>
+          <w:sz w:val="17"/>
+        </w:rPr>
+        <w:t xml:space="preserve"> (2026). </w:t>
+      </w:r>
+      <w:hyperlink r:id="rId21">
+        <w:r>
+          <w:rPr>
+            <w:rFonts w:ascii="Aptos" w:hAnsi="Aptos"/>
+            <w:color w:val="1E6A73"/>
+            <w:sz w:val="17"/>
+            <w:szCs w:val="17"/>
+            <w:u w:val="single"/>
+          </w:rPr>
+          <w:t>Neurobehavioral Profiles of Inhibitory-Control Stratify Vulnerability and Resilience under Childhood Poverty</w:t>
+        </w:r>
+      </w:hyperlink>
+      <w:r>
+        <w:rPr>
+          <w:rFonts w:ascii="Aptos" w:hAnsi="Aptos"/>
+          <w:b w:val="0"/>
+          <w:i w:val="0"/>
+          <w:color w:val="20252B"/>
+          <w:sz w:val="17"/>
+        </w:rPr>
+        <w:t xml:space="preserve">. </w:t>
+      </w:r>
+      <w:r>
+        <w:rPr>
+          <w:rFonts w:ascii="Aptos" w:hAnsi="Aptos"/>
           <w:b w:val="0"/>
           <w:i/>
-          <w:color w:val="262A2E"/>
+          <w:color w:val="20252B"/>
           <w:sz w:val="17"/>
         </w:rPr>
         <w:t>medRxiv</w:t>
       </w:r>
       <w:r>
         <w:rPr>
-          <w:rFonts w:ascii="Calibri" w:hAnsi="Calibri"/>
+          <w:rFonts w:ascii="Aptos" w:hAnsi="Aptos"/>
           <w:b w:val="0"/>
           <w:i w:val="0"/>
-          <w:color w:val="262A2E"/>
+          <w:color w:val="20252B"/>
           <w:sz w:val="17"/>
         </w:rPr>
-        <w:t xml:space="preserve">, 2026-04. </w:t>
+        <w:t>, 2026-04</w:t>
       </w:r>
       <w:r>
         <w:rPr>
-          <w:rFonts w:ascii="Calibri" w:hAnsi="Calibri"/>
+          <w:rFonts w:ascii="Aptos" w:hAnsi="Aptos"/>
           <w:b w:val="0"/>
           <w:i w:val="0"/>
-          <w:color w:val="5F666E"/>
-          <w:sz w:val="15"/>
+          <w:color w:val="20252B"/>
+          <w:sz w:val="17"/>
         </w:rPr>
-        <w:t>[Preprint]</w:t>
-      </w:r>
-    </w:p>
-    <w:p>
-      <w:pPr>
-        <w:spacing w:before="0" w:after="40" w:line="240" w:lineRule="auto"/>
-        <w:ind w:left="346"/>
-        <w:jc w:val="both"/>
-      </w:pPr>
-      <w:r>
-        <w:rPr>
-          <w:rFonts w:ascii="Calibri" w:hAnsi="Calibri"/>
-          <w:b/>
-          <w:i w:val="0"/>
-          <w:color w:val="5F666E"/>
-          <w:sz w:val="15"/>
-        </w:rPr>
-        <w:t xml:space="preserve">DOI/article: </w:t>
+        <w:t>.</w:t>
       </w:r>
       <w:r>
         <w:rPr>
-          <w:rFonts w:ascii="Calibri" w:hAnsi="Calibri"/>
+          <w:rFonts w:ascii="Aptos" w:hAnsi="Aptos"/>
           <w:b w:val="0"/>
           <w:i w:val="0"/>
-          <w:color w:val="3A5E8C"/>
-          <w:sz w:val="15"/>
+          <w:color w:val="5C646D"/>
+          <w:sz w:val="16"/>
         </w:rPr>
-        <w:t>https://doi.org/10.64898/2026.04.18.26350994</w:t>
+        <w:t xml:space="preserve">  Preprint</w:t>
       </w:r>
+      <w:r>
+        <w:rPr>
+          <w:rFonts w:ascii="Aptos" w:hAnsi="Aptos"/>
+          <w:b w:val="0"/>
+          <w:i w:val="0"/>
+          <w:color w:val="20252B"/>
+          <w:sz w:val="16"/>
+        </w:rPr>
+        <w:t xml:space="preserve">  </w:t>
+      </w:r>
+      <w:hyperlink r:id="rId21">
+        <w:r>
+          <w:rPr>
+            <w:rFonts w:ascii="Aptos" w:hAnsi="Aptos"/>
+            <w:color w:val="1E6A73"/>
+            <w:sz w:val="16"/>
+            <w:szCs w:val="16"/>
+            <w:b/>
+          </w:rPr>
+          <w:t>[Article]</w:t>
+        </w:r>
+      </w:hyperlink>
     </w:p>
     <w:sectPr>
       <w:footerReference w:type="default" r:id="rId9"/>
-      <w:pgSz w:w="12240" w:h="15840"/>
-      <w:pgMar w:top="835" w:right="936" w:bottom="792" w:left="936" w:header="720" w:footer="720" w:gutter="0"/>
+      <w:pgSz w:w="11906" w:h="16838"/>
+      <w:pgMar w:top="806" w:right="979" w:bottom="835" w:left="979" w:header="288" w:footer="317" w:gutter="0"/>
       <w:cols w:space="720"/>
       <w:docGrid w:linePitch="360"/>
     </w:sectPr>
@@ -1428,17 +1891,52 @@
   <w:p>
     <w:pPr>
       <w:pStyle w:val="Footer"/>
+      <w:spacing w:before="0" w:after="0"/>
       <w:jc w:val="center"/>
     </w:pPr>
     <w:r>
       <w:rPr>
-        <w:rFonts w:ascii="Calibri" w:hAnsi="Calibri"/>
+        <w:rFonts w:ascii="Aptos" w:hAnsi="Aptos"/>
         <w:b w:val="0"/>
         <w:i w:val="0"/>
-        <w:color w:val="5F666E"/>
+        <w:color w:val="5C646D"/>
         <w:sz w:val="14"/>
       </w:rPr>
-      <w:t>Latest CV: yuanyuan-hu0319.github.io/cv-site/</w:t>
+      <w:t xml:space="preserve">Latest CV: </w:t>
+    </w:r>
+    <w:hyperlink r:id="rId1">
+      <w:r>
+        <w:rPr>
+          <w:rFonts w:ascii="Aptos" w:hAnsi="Aptos"/>
+          <w:color w:val="1E6A73"/>
+          <w:sz w:val="14"/>
+          <w:szCs w:val="14"/>
+          <w:u w:val="single"/>
+        </w:rPr>
+        <w:t>yuanyuan-hu0319.github.io/cv-site/</w:t>
+      </w:r>
+    </w:hyperlink>
+    <w:r>
+      <w:rPr>
+        <w:rFonts w:ascii="Aptos" w:hAnsi="Aptos"/>
+        <w:b w:val="0"/>
+        <w:i w:val="0"/>
+        <w:color w:val="5C646D"/>
+        <w:sz w:val="14"/>
+      </w:rPr>
+      <w:t xml:space="preserve">   |   Page </w:t>
+    </w:r>
+    <w:r>
+      <w:rPr>
+        <w:rFonts w:ascii="Aptos" w:hAnsi="Aptos"/>
+        <w:color w:val="5C646D"/>
+        <w:sz w:val="14"/>
+      </w:rPr>
+      <w:fldChar w:fldCharType="begin"/>
+      <w:instrText xml:space="preserve"> PAGE </w:instrText>
+      <w:fldChar w:fldCharType="separate"/>
+      <w:t>1</w:t>
+      <w:fldChar w:fldCharType="end"/>
     </w:r>
   </w:p>
 </w:ftr>
@@ -1807,9 +2305,13 @@
     <w:name w:val="Normal"/>
     <w:qFormat/>
     <w:rsid w:val="00FC693F"/>
+    <w:pPr>
+      <w:spacing w:after="60" w:line="259" w:lineRule="auto"/>
+    </w:pPr>
     <w:rPr>
-      <w:rFonts w:ascii="Calibri" w:hAnsi="Calibri"/>
-      <w:sz w:val="19"/>
+      <w:rFonts w:ascii="Aptos" w:hAnsi="Aptos"/>
+      <w:color w:val="20252B"/>
+      <w:sz w:val="18"/>
     </w:rPr>
   </w:style>
   <w:style w:type="paragraph" w:styleId="Header">
@@ -2156,15 +2658,16 @@
       <w:pBdr>
         <w:bottom w:val="single" w:sz="8" w:space="4" w:color="4F81BD" w:themeColor="accent1"/>
       </w:pBdr>
-      <w:spacing w:after="300" w:line="240" w:lineRule="auto"/>
+      <w:spacing w:after="0" w:line="240" w:lineRule="auto"/>
       <w:contextualSpacing/>
     </w:pPr>
     <w:rPr>
-      <w:rFonts w:asciiTheme="majorHAnsi" w:eastAsiaTheme="majorEastAsia" w:hAnsiTheme="majorHAnsi" w:cstheme="majorBidi"/>
-      <w:color w:val="17365D" w:themeColor="text2" w:themeShade="BF"/>
+      <w:rFonts w:asciiTheme="majorHAnsi" w:eastAsiaTheme="majorEastAsia" w:hAnsiTheme="majorHAnsi" w:cstheme="majorBidi" w:ascii="Aptos Display" w:hAnsi="Aptos Display"/>
+      <w:b/>
+      <w:color w:val="193654"/>
       <w:spacing w:val="5"/>
       <w:kern w:val="28"/>
-      <w:sz w:val="52"/>
+      <w:sz w:val="44"/>
       <w:szCs w:val="52"/>
     </w:rPr>
   </w:style>
@@ -13493,6 +13996,19 @@
         <w:shd w:val="clear" w:color="auto" w:fill="FBCAA2" w:themeFill="accent6" w:themeFillTint="7F"/>
       </w:tcPr>
     </w:tblStylePr>
+  </w:style>
+  <w:style w:type="paragraph" w:customStyle="1" w:styleId="CVSection">
+    <w:name w:val="CV Section"/>
+    <w:pPr>
+      <w:keepNext/>
+      <w:spacing w:before="120" w:after="40"/>
+    </w:pPr>
+    <w:rPr>
+      <w:rFonts w:ascii="Aptos Display" w:hAnsi="Aptos Display"/>
+      <w:b/>
+      <w:color w:val="193654"/>
+      <w:sz w:val="20"/>
+    </w:rPr>
   </w:style>
 </w:styles>
 </file>
